--- a/Inputs/Templates/MF Estafeta.docx
+++ b/Inputs/Templates/MF Estafeta.docx
@@ -2114,8 +2114,12 @@
     <w:p>
       <w:pPr>
         <w:sectPr>
-          <w:headerReference w:type="default" r:id="rId9"/>
-          <w:footerReference w:type="default" r:id="rId10"/>
+          <w:headerReference w:type="even" r:id="rId9"/>
+          <w:headerReference w:type="default" r:id="rId10"/>
+          <w:footerReference w:type="even" r:id="rId11"/>
+          <w:footerReference w:type="default" r:id="rId12"/>
+          <w:headerReference w:type="first" r:id="rId13"/>
+          <w:footerReference w:type="first" r:id="rId14"/>
           <w:pgSz w:w="12240" w:h="15840" w:code="1"/>
           <w:pgMar w:top="1417" w:right="1701" w:bottom="1417" w:left="1701" w:header="426" w:footer="535" w:gutter="0"/>
           <w:cols w:space="708"/>
@@ -2129,8 +2133,8 @@
       </w:pPr>
     </w:p>
     <w:sectPr>
-      <w:headerReference w:type="default" r:id="rId11"/>
-      <w:footerReference w:type="default" r:id="rId12"/>
+      <w:headerReference w:type="default" r:id="rId15"/>
+      <w:footerReference w:type="default" r:id="rId16"/>
       <w:type w:val="continuous"/>
       <w:pgSz w:w="12240" w:h="15840" w:code="1"/>
       <w:pgMar w:top="1417" w:right="1701" w:bottom="1417" w:left="1701" w:header="426" w:footer="920" w:gutter="0"/>
@@ -2169,6 +2173,16 @@
 </file>
 
 <file path=word/footer1.xml><?xml version="1.0" encoding="utf-8"?>
+<w:ftr xmlns:wpc="http://schemas.microsoft.com/office/word/2010/wordprocessingCanvas" xmlns:cx="http://schemas.microsoft.com/office/drawing/2014/chartex" xmlns:cx1="http://schemas.microsoft.com/office/drawing/2015/9/8/chartex" xmlns:cx2="http://schemas.microsoft.com/office/drawing/2015/10/21/chartex" xmlns:cx3="http://schemas.microsoft.com/office/drawing/2016/5/9/chartex" xmlns:cx4="http://schemas.microsoft.com/office/drawing/2016/5/10/chartex" xmlns:cx5="http://schemas.microsoft.com/office/drawing/2016/5/11/chartex" xmlns:cx6="http://schemas.microsoft.com/office/drawing/2016/5/12/chartex" xmlns:cx7="http://schemas.microsoft.com/office/drawing/2016/5/13/chartex" xmlns:cx8="http://schemas.microsoft.com/office/drawing/2016/5/14/chartex" xmlns:mc="http://schemas.openxmlformats.org/markup-compatibility/2006" xmlns:aink="http://schemas.microsoft.com/office/drawing/2016/ink" xmlns:am3d="http://schemas.microsoft.com/office/drawing/2017/model3d" xmlns:o="urn:schemas-microsoft-com:office:office" xmlns:oel="http://schemas.microsoft.com/office/2019/extlst" xmlns:r="http://schemas.openxmlformats.org/officeDocument/2006/relationships" xmlns:m="http://schemas.openxmlformats.org/officeDocument/2006/math" xmlns:v="urn:schemas-microsoft-com:vml" xmlns:wp14="http://schemas.microsoft.com/office/word/2010/wordprocessingDrawing" xmlns:wp="http://schemas.openxmlformats.org/drawingml/2006/wordprocessingDrawing" xmlns:w10="urn:schemas-microsoft-com:office:word" xmlns:w="http://schemas.openxmlformats.org/wordprocessingml/2006/main" xmlns:w14="http://schemas.microsoft.com/office/word/2010/wordml" xmlns:w15="http://schemas.microsoft.com/office/word/2012/wordml" xmlns:w16cex="http://schemas.microsoft.com/office/word/2018/wordml/cex" xmlns:w16cid="http://schemas.microsoft.com/office/word/2016/wordml/cid" xmlns:w16="http://schemas.microsoft.com/office/word/2018/wordml" xmlns:w16du="http://schemas.microsoft.com/office/word/2023/wordml/word16du" xmlns:w16sdtdh="http://schemas.microsoft.com/office/word/2020/wordml/sdtdatahash" xmlns:w16sdtfl="http://schemas.microsoft.com/office/word/2024/wordml/sdtformatlock" xmlns:w16se="http://schemas.microsoft.com/office/word/2015/wordml/symex" xmlns:wpg="http://schemas.microsoft.com/office/word/2010/wordprocessingGroup" xmlns:wpi="http://schemas.microsoft.com/office/word/2010/wordprocessingInk" xmlns:wne="http://schemas.microsoft.com/office/word/2006/wordml" xmlns:wps="http://schemas.microsoft.com/office/word/2010/wordprocessingShape" mc:Ignorable="w14 w15 w16se w16cid w16 w16cex w16sdtdh w16sdtfl w16du wp14">
+  <w:p>
+    <w:pPr>
+      <w:pStyle w:val="Piedepgina"/>
+    </w:pPr>
+  </w:p>
+</w:ftr>
+</file>
+
+<file path=word/footer2.xml><?xml version="1.0" encoding="utf-8"?>
 <w:ftr xmlns:wpc="http://schemas.microsoft.com/office/word/2010/wordprocessingCanvas" xmlns:cx="http://schemas.microsoft.com/office/drawing/2014/chartex" xmlns:cx1="http://schemas.microsoft.com/office/drawing/2015/9/8/chartex" xmlns:cx2="http://schemas.microsoft.com/office/drawing/2015/10/21/chartex" xmlns:cx3="http://schemas.microsoft.com/office/drawing/2016/5/9/chartex" xmlns:cx4="http://schemas.microsoft.com/office/drawing/2016/5/10/chartex" xmlns:cx5="http://schemas.microsoft.com/office/drawing/2016/5/11/chartex" xmlns:cx6="http://schemas.microsoft.com/office/drawing/2016/5/12/chartex" xmlns:cx7="http://schemas.microsoft.com/office/drawing/2016/5/13/chartex" xmlns:cx8="http://schemas.microsoft.com/office/drawing/2016/5/14/chartex" xmlns:mc="http://schemas.openxmlformats.org/markup-compatibility/2006" xmlns:aink="http://schemas.microsoft.com/office/drawing/2016/ink" xmlns:am3d="http://schemas.microsoft.com/office/drawing/2017/model3d" xmlns:o="urn:schemas-microsoft-com:office:office" xmlns:oel="http://schemas.microsoft.com/office/2019/extlst" xmlns:r="http://schemas.openxmlformats.org/officeDocument/2006/relationships" xmlns:m="http://schemas.openxmlformats.org/officeDocument/2006/math" xmlns:v="urn:schemas-microsoft-com:vml" xmlns:wp14="http://schemas.microsoft.com/office/word/2010/wordprocessingDrawing" xmlns:wp="http://schemas.openxmlformats.org/drawingml/2006/wordprocessingDrawing" xmlns:w10="urn:schemas-microsoft-com:office:word" xmlns:w="http://schemas.openxmlformats.org/wordprocessingml/2006/main" xmlns:w14="http://schemas.microsoft.com/office/word/2010/wordml" xmlns:w15="http://schemas.microsoft.com/office/word/2012/wordml" xmlns:w16cex="http://schemas.microsoft.com/office/word/2018/wordml/cex" xmlns:w16cid="http://schemas.microsoft.com/office/word/2016/wordml/cid" xmlns:w16="http://schemas.microsoft.com/office/word/2018/wordml" xmlns:w16du="http://schemas.microsoft.com/office/word/2023/wordml/word16du" xmlns:w16sdtdh="http://schemas.microsoft.com/office/word/2020/wordml/sdtdatahash" xmlns:w16sdtfl="http://schemas.microsoft.com/office/word/2024/wordml/sdtformatlock" xmlns:w16se="http://schemas.microsoft.com/office/word/2015/wordml/symex" xmlns:wpg="http://schemas.microsoft.com/office/word/2010/wordprocessingGroup" xmlns:wpi="http://schemas.microsoft.com/office/word/2010/wordprocessingInk" xmlns:wne="http://schemas.microsoft.com/office/word/2006/wordml" xmlns:wps="http://schemas.microsoft.com/office/word/2010/wordprocessingShape" mc:Ignorable="w14 w15 w16se w16cid w16 w16cex w16sdtdh w16sdtfl w16du wp14">
   <w:p>
     <w:pPr>
@@ -2416,7 +2430,17 @@
 </w:ftr>
 </file>
 
-<file path=word/footer2.xml><?xml version="1.0" encoding="utf-8"?>
+<file path=word/footer3.xml><?xml version="1.0" encoding="utf-8"?>
+<w:ftr xmlns:wpc="http://schemas.microsoft.com/office/word/2010/wordprocessingCanvas" xmlns:cx="http://schemas.microsoft.com/office/drawing/2014/chartex" xmlns:cx1="http://schemas.microsoft.com/office/drawing/2015/9/8/chartex" xmlns:cx2="http://schemas.microsoft.com/office/drawing/2015/10/21/chartex" xmlns:cx3="http://schemas.microsoft.com/office/drawing/2016/5/9/chartex" xmlns:cx4="http://schemas.microsoft.com/office/drawing/2016/5/10/chartex" xmlns:cx5="http://schemas.microsoft.com/office/drawing/2016/5/11/chartex" xmlns:cx6="http://schemas.microsoft.com/office/drawing/2016/5/12/chartex" xmlns:cx7="http://schemas.microsoft.com/office/drawing/2016/5/13/chartex" xmlns:cx8="http://schemas.microsoft.com/office/drawing/2016/5/14/chartex" xmlns:mc="http://schemas.openxmlformats.org/markup-compatibility/2006" xmlns:aink="http://schemas.microsoft.com/office/drawing/2016/ink" xmlns:am3d="http://schemas.microsoft.com/office/drawing/2017/model3d" xmlns:o="urn:schemas-microsoft-com:office:office" xmlns:oel="http://schemas.microsoft.com/office/2019/extlst" xmlns:r="http://schemas.openxmlformats.org/officeDocument/2006/relationships" xmlns:m="http://schemas.openxmlformats.org/officeDocument/2006/math" xmlns:v="urn:schemas-microsoft-com:vml" xmlns:wp14="http://schemas.microsoft.com/office/word/2010/wordprocessingDrawing" xmlns:wp="http://schemas.openxmlformats.org/drawingml/2006/wordprocessingDrawing" xmlns:w10="urn:schemas-microsoft-com:office:word" xmlns:w="http://schemas.openxmlformats.org/wordprocessingml/2006/main" xmlns:w14="http://schemas.microsoft.com/office/word/2010/wordml" xmlns:w15="http://schemas.microsoft.com/office/word/2012/wordml" xmlns:w16cex="http://schemas.microsoft.com/office/word/2018/wordml/cex" xmlns:w16cid="http://schemas.microsoft.com/office/word/2016/wordml/cid" xmlns:w16="http://schemas.microsoft.com/office/word/2018/wordml" xmlns:w16du="http://schemas.microsoft.com/office/word/2023/wordml/word16du" xmlns:w16sdtdh="http://schemas.microsoft.com/office/word/2020/wordml/sdtdatahash" xmlns:w16sdtfl="http://schemas.microsoft.com/office/word/2024/wordml/sdtformatlock" xmlns:w16se="http://schemas.microsoft.com/office/word/2015/wordml/symex" xmlns:wpg="http://schemas.microsoft.com/office/word/2010/wordprocessingGroup" xmlns:wpi="http://schemas.microsoft.com/office/word/2010/wordprocessingInk" xmlns:wne="http://schemas.microsoft.com/office/word/2006/wordml" xmlns:wps="http://schemas.microsoft.com/office/word/2010/wordprocessingShape" mc:Ignorable="w14 w15 w16se w16cid w16 w16cex w16sdtdh w16sdtfl w16du wp14">
+  <w:p>
+    <w:pPr>
+      <w:pStyle w:val="Piedepgina"/>
+    </w:pPr>
+  </w:p>
+</w:ftr>
+</file>
+
+<file path=word/footer4.xml><?xml version="1.0" encoding="utf-8"?>
 <w:ftr xmlns:wpc="http://schemas.microsoft.com/office/word/2010/wordprocessingCanvas" xmlns:cx="http://schemas.microsoft.com/office/drawing/2014/chartex" xmlns:cx1="http://schemas.microsoft.com/office/drawing/2015/9/8/chartex" xmlns:cx2="http://schemas.microsoft.com/office/drawing/2015/10/21/chartex" xmlns:cx3="http://schemas.microsoft.com/office/drawing/2016/5/9/chartex" xmlns:cx4="http://schemas.microsoft.com/office/drawing/2016/5/10/chartex" xmlns:cx5="http://schemas.microsoft.com/office/drawing/2016/5/11/chartex" xmlns:cx6="http://schemas.microsoft.com/office/drawing/2016/5/12/chartex" xmlns:cx7="http://schemas.microsoft.com/office/drawing/2016/5/13/chartex" xmlns:cx8="http://schemas.microsoft.com/office/drawing/2016/5/14/chartex" xmlns:mc="http://schemas.openxmlformats.org/markup-compatibility/2006" xmlns:aink="http://schemas.microsoft.com/office/drawing/2016/ink" xmlns:am3d="http://schemas.microsoft.com/office/drawing/2017/model3d" xmlns:o="urn:schemas-microsoft-com:office:office" xmlns:oel="http://schemas.microsoft.com/office/2019/extlst" xmlns:r="http://schemas.openxmlformats.org/officeDocument/2006/relationships" xmlns:m="http://schemas.openxmlformats.org/officeDocument/2006/math" xmlns:v="urn:schemas-microsoft-com:vml" xmlns:wp14="http://schemas.microsoft.com/office/word/2010/wordprocessingDrawing" xmlns:wp="http://schemas.openxmlformats.org/drawingml/2006/wordprocessingDrawing" xmlns:w10="urn:schemas-microsoft-com:office:word" xmlns:w="http://schemas.openxmlformats.org/wordprocessingml/2006/main" xmlns:w14="http://schemas.microsoft.com/office/word/2010/wordml" xmlns:w15="http://schemas.microsoft.com/office/word/2012/wordml" xmlns:w16cex="http://schemas.microsoft.com/office/word/2018/wordml/cex" xmlns:w16cid="http://schemas.microsoft.com/office/word/2016/wordml/cid" xmlns:w16="http://schemas.microsoft.com/office/word/2018/wordml" xmlns:w16du="http://schemas.microsoft.com/office/word/2023/wordml/word16du" xmlns:w16sdtdh="http://schemas.microsoft.com/office/word/2020/wordml/sdtdatahash" xmlns:w16sdtfl="http://schemas.microsoft.com/office/word/2024/wordml/sdtformatlock" xmlns:w16se="http://schemas.microsoft.com/office/word/2015/wordml/symex" xmlns:wpg="http://schemas.microsoft.com/office/word/2010/wordprocessingGroup" xmlns:wpi="http://schemas.microsoft.com/office/word/2010/wordprocessingInk" xmlns:wne="http://schemas.microsoft.com/office/word/2006/wordml" xmlns:wps="http://schemas.microsoft.com/office/word/2010/wordprocessingShape" mc:Ignorable="w14 w15 w16se w16cid w16 w16cex w16sdtdh w16sdtfl w16du wp14">
   <w:p>
     <w:pPr>
@@ -2864,6 +2888,16 @@
 
 <file path=word/header1.xml><?xml version="1.0" encoding="utf-8"?>
 <w:hdr xmlns:wpc="http://schemas.microsoft.com/office/word/2010/wordprocessingCanvas" xmlns:cx="http://schemas.microsoft.com/office/drawing/2014/chartex" xmlns:cx1="http://schemas.microsoft.com/office/drawing/2015/9/8/chartex" xmlns:cx2="http://schemas.microsoft.com/office/drawing/2015/10/21/chartex" xmlns:cx3="http://schemas.microsoft.com/office/drawing/2016/5/9/chartex" xmlns:cx4="http://schemas.microsoft.com/office/drawing/2016/5/10/chartex" xmlns:cx5="http://schemas.microsoft.com/office/drawing/2016/5/11/chartex" xmlns:cx6="http://schemas.microsoft.com/office/drawing/2016/5/12/chartex" xmlns:cx7="http://schemas.microsoft.com/office/drawing/2016/5/13/chartex" xmlns:cx8="http://schemas.microsoft.com/office/drawing/2016/5/14/chartex" xmlns:mc="http://schemas.openxmlformats.org/markup-compatibility/2006" xmlns:aink="http://schemas.microsoft.com/office/drawing/2016/ink" xmlns:am3d="http://schemas.microsoft.com/office/drawing/2017/model3d" xmlns:o="urn:schemas-microsoft-com:office:office" xmlns:oel="http://schemas.microsoft.com/office/2019/extlst" xmlns:r="http://schemas.openxmlformats.org/officeDocument/2006/relationships" xmlns:m="http://schemas.openxmlformats.org/officeDocument/2006/math" xmlns:v="urn:schemas-microsoft-com:vml" xmlns:wp14="http://schemas.microsoft.com/office/word/2010/wordprocessingDrawing" xmlns:wp="http://schemas.openxmlformats.org/drawingml/2006/wordprocessingDrawing" xmlns:w10="urn:schemas-microsoft-com:office:word" xmlns:w="http://schemas.openxmlformats.org/wordprocessingml/2006/main" xmlns:w14="http://schemas.microsoft.com/office/word/2010/wordml" xmlns:w15="http://schemas.microsoft.com/office/word/2012/wordml" xmlns:w16cex="http://schemas.microsoft.com/office/word/2018/wordml/cex" xmlns:w16cid="http://schemas.microsoft.com/office/word/2016/wordml/cid" xmlns:w16="http://schemas.microsoft.com/office/word/2018/wordml" xmlns:w16du="http://schemas.microsoft.com/office/word/2023/wordml/word16du" xmlns:w16sdtdh="http://schemas.microsoft.com/office/word/2020/wordml/sdtdatahash" xmlns:w16sdtfl="http://schemas.microsoft.com/office/word/2024/wordml/sdtformatlock" xmlns:w16se="http://schemas.microsoft.com/office/word/2015/wordml/symex" xmlns:wpg="http://schemas.microsoft.com/office/word/2010/wordprocessingGroup" xmlns:wpi="http://schemas.microsoft.com/office/word/2010/wordprocessingInk" xmlns:wne="http://schemas.microsoft.com/office/word/2006/wordml" xmlns:wps="http://schemas.microsoft.com/office/word/2010/wordprocessingShape" mc:Ignorable="w14 w15 w16se w16cid w16 w16cex w16sdtdh w16sdtfl w16du wp14">
+  <w:p>
+    <w:pPr>
+      <w:pStyle w:val="Encabezado"/>
+    </w:pPr>
+  </w:p>
+</w:hdr>
+</file>
+
+<file path=word/header2.xml><?xml version="1.0" encoding="utf-8"?>
+<w:hdr xmlns:wpc="http://schemas.microsoft.com/office/word/2010/wordprocessingCanvas" xmlns:cx="http://schemas.microsoft.com/office/drawing/2014/chartex" xmlns:cx1="http://schemas.microsoft.com/office/drawing/2015/9/8/chartex" xmlns:cx2="http://schemas.microsoft.com/office/drawing/2015/10/21/chartex" xmlns:cx3="http://schemas.microsoft.com/office/drawing/2016/5/9/chartex" xmlns:cx4="http://schemas.microsoft.com/office/drawing/2016/5/10/chartex" xmlns:cx5="http://schemas.microsoft.com/office/drawing/2016/5/11/chartex" xmlns:cx6="http://schemas.microsoft.com/office/drawing/2016/5/12/chartex" xmlns:cx7="http://schemas.microsoft.com/office/drawing/2016/5/13/chartex" xmlns:cx8="http://schemas.microsoft.com/office/drawing/2016/5/14/chartex" xmlns:mc="http://schemas.openxmlformats.org/markup-compatibility/2006" xmlns:aink="http://schemas.microsoft.com/office/drawing/2016/ink" xmlns:am3d="http://schemas.microsoft.com/office/drawing/2017/model3d" xmlns:o="urn:schemas-microsoft-com:office:office" xmlns:oel="http://schemas.microsoft.com/office/2019/extlst" xmlns:r="http://schemas.openxmlformats.org/officeDocument/2006/relationships" xmlns:m="http://schemas.openxmlformats.org/officeDocument/2006/math" xmlns:v="urn:schemas-microsoft-com:vml" xmlns:wp14="http://schemas.microsoft.com/office/word/2010/wordprocessingDrawing" xmlns:wp="http://schemas.openxmlformats.org/drawingml/2006/wordprocessingDrawing" xmlns:w10="urn:schemas-microsoft-com:office:word" xmlns:w="http://schemas.openxmlformats.org/wordprocessingml/2006/main" xmlns:w14="http://schemas.microsoft.com/office/word/2010/wordml" xmlns:w15="http://schemas.microsoft.com/office/word/2012/wordml" xmlns:w16cex="http://schemas.microsoft.com/office/word/2018/wordml/cex" xmlns:w16cid="http://schemas.microsoft.com/office/word/2016/wordml/cid" xmlns:w16="http://schemas.microsoft.com/office/word/2018/wordml" xmlns:w16du="http://schemas.microsoft.com/office/word/2023/wordml/word16du" xmlns:w16sdtdh="http://schemas.microsoft.com/office/word/2020/wordml/sdtdatahash" xmlns:w16sdtfl="http://schemas.microsoft.com/office/word/2024/wordml/sdtformatlock" xmlns:w16se="http://schemas.microsoft.com/office/word/2015/wordml/symex" xmlns:wpg="http://schemas.microsoft.com/office/word/2010/wordprocessingGroup" xmlns:wpi="http://schemas.microsoft.com/office/word/2010/wordprocessingInk" xmlns:wne="http://schemas.microsoft.com/office/word/2006/wordml" xmlns:wps="http://schemas.microsoft.com/office/word/2010/wordprocessingShape" mc:Ignorable="w14 w15 w16se w16cid w16 w16cex w16sdtdh w16sdtfl w16du wp14">
   <w:tbl>
     <w:tblPr>
       <w:tblStyle w:val="Tablaconcuadrcula"/>
@@ -2879,8 +2913,8 @@
       <w:tblLook w:val="04A0" w:firstRow="1" w:lastRow="0" w:firstColumn="1" w:lastColumn="0" w:noHBand="0" w:noVBand="1"/>
     </w:tblPr>
     <w:tblGrid>
-      <w:gridCol w:w="4654"/>
-      <w:gridCol w:w="4184"/>
+      <w:gridCol w:w="6658"/>
+      <w:gridCol w:w="2170"/>
     </w:tblGrid>
     <w:tr>
       <w:tc>
@@ -2902,11 +2936,65 @@
           </w:pPr>
           <w:r>
             <w:rPr>
-              <w:b/>
-              <w:bCs/>
               <w:noProof/>
             </w:rPr>
-            <w:t>PROGRAMA INTERNO DE PROTECCIÓN CIVIL 202</w:t>
+            <w:drawing>
+              <wp:anchor distT="0" distB="0" distL="114300" distR="114300" simplePos="0" relativeHeight="251664384" behindDoc="0" locked="0" layoutInCell="1" allowOverlap="1" wp14:anchorId="5FDE1D2B" wp14:editId="560CC1C7">
+                <wp:simplePos x="0" y="0"/>
+                <wp:positionH relativeFrom="column">
+                  <wp:posOffset>3010535</wp:posOffset>
+                </wp:positionH>
+                <wp:positionV relativeFrom="paragraph">
+                  <wp:posOffset>59479</wp:posOffset>
+                </wp:positionV>
+                <wp:extent cx="2519680" cy="398145"/>
+                <wp:effectExtent l="0" t="0" r="0" b="1905"/>
+                <wp:wrapNone/>
+                <wp:docPr id="764075312" name="Imagen 92" descr="Icono&#10;&#10;Descripción generada automáticamente"/>
+                <wp:cNvGraphicFramePr>
+                  <a:graphicFrameLocks xmlns:a="http://schemas.openxmlformats.org/drawingml/2006/main" noChangeAspect="1"/>
+                </wp:cNvGraphicFramePr>
+                <a:graphic xmlns:a="http://schemas.openxmlformats.org/drawingml/2006/main">
+                  <a:graphicData uri="http://schemas.openxmlformats.org/drawingml/2006/picture">
+                    <pic:pic xmlns:pic="http://schemas.openxmlformats.org/drawingml/2006/picture">
+                      <pic:nvPicPr>
+                        <pic:cNvPr id="764075312" name="Imagen 92" descr="Icono&#10;&#10;Descripción generada automáticamente"/>
+                        <pic:cNvPicPr>
+                          <a:picLocks noChangeAspect="1"/>
+                        </pic:cNvPicPr>
+                      </pic:nvPicPr>
+                      <pic:blipFill>
+                        <a:blip r:embed="rId1">
+                          <a:extLst>
+                            <a:ext uri="{28A0092B-C50C-407E-A947-70E740481C1C}">
+                              <a14:useLocalDpi xmlns:a14="http://schemas.microsoft.com/office/drawing/2010/main" val="0"/>
+                            </a:ext>
+                          </a:extLst>
+                        </a:blip>
+                        <a:stretch>
+                          <a:fillRect/>
+                        </a:stretch>
+                      </pic:blipFill>
+                      <pic:spPr>
+                        <a:xfrm>
+                          <a:off x="0" y="0"/>
+                          <a:ext cx="2519680" cy="398145"/>
+                        </a:xfrm>
+                        <a:prstGeom prst="rect">
+                          <a:avLst/>
+                        </a:prstGeom>
+                      </pic:spPr>
+                    </pic:pic>
+                  </a:graphicData>
+                </a:graphic>
+                <wp14:sizeRelH relativeFrom="margin">
+                  <wp14:pctWidth>0</wp14:pctWidth>
+                </wp14:sizeRelH>
+                <wp14:sizeRelV relativeFrom="margin">
+                  <wp14:pctHeight>0</wp14:pctHeight>
+                </wp14:sizeRelV>
+              </wp:anchor>
+            </w:drawing>
           </w:r>
           <w:r>
             <w:rPr>
@@ -2914,7 +3002,15 @@
               <w:bCs/>
               <w:noProof/>
             </w:rPr>
-            <w:t>5</w:t>
+            <w:t xml:space="preserve">PROGRAMA INTERNO DE PROTECCIÓN CIVIL </w:t>
+          </w:r>
+          <w:r>
+            <w:rPr>
+              <w:b/>
+              <w:bCs/>
+              <w:noProof/>
+            </w:rPr>
+            <w:t>{{ anio }}</w:t>
           </w:r>
         </w:p>
         <w:p>
@@ -2980,54 +3076,6 @@
               <w:noProof/>
             </w:rPr>
           </w:pPr>
-          <w:r>
-            <w:rPr>
-              <w:noProof/>
-            </w:rPr>
-            <w:drawing>
-              <wp:inline distT="0" distB="0" distL="0" distR="0" wp14:anchorId="5FDE1D2B" wp14:editId="6711D283">
-                <wp:extent cx="2519680" cy="398145"/>
-                <wp:effectExtent l="0" t="0" r="0" b="1905"/>
-                <wp:docPr id="764075312" name="Imagen 92" descr="Icono&#10;&#10;Descripción generada automáticamente"/>
-                <wp:cNvGraphicFramePr>
-                  <a:graphicFrameLocks xmlns:a="http://schemas.openxmlformats.org/drawingml/2006/main" noChangeAspect="1"/>
-                </wp:cNvGraphicFramePr>
-                <a:graphic xmlns:a="http://schemas.openxmlformats.org/drawingml/2006/main">
-                  <a:graphicData uri="http://schemas.openxmlformats.org/drawingml/2006/picture">
-                    <pic:pic xmlns:pic="http://schemas.openxmlformats.org/drawingml/2006/picture">
-                      <pic:nvPicPr>
-                        <pic:cNvPr id="764075312" name="Imagen 92" descr="Icono&#10;&#10;Descripción generada automáticamente"/>
-                        <pic:cNvPicPr>
-                          <a:picLocks noChangeAspect="1"/>
-                        </pic:cNvPicPr>
-                      </pic:nvPicPr>
-                      <pic:blipFill>
-                        <a:blip r:embed="rId1">
-                          <a:extLst>
-                            <a:ext uri="{28A0092B-C50C-407E-A947-70E740481C1C}">
-                              <a14:useLocalDpi xmlns:a14="http://schemas.microsoft.com/office/drawing/2010/main" val="0"/>
-                            </a:ext>
-                          </a:extLst>
-                        </a:blip>
-                        <a:stretch>
-                          <a:fillRect/>
-                        </a:stretch>
-                      </pic:blipFill>
-                      <pic:spPr>
-                        <a:xfrm>
-                          <a:off x="0" y="0"/>
-                          <a:ext cx="2519680" cy="398145"/>
-                        </a:xfrm>
-                        <a:prstGeom prst="rect">
-                          <a:avLst/>
-                        </a:prstGeom>
-                      </pic:spPr>
-                    </pic:pic>
-                  </a:graphicData>
-                </a:graphic>
-              </wp:inline>
-            </w:drawing>
-          </w:r>
         </w:p>
       </w:tc>
     </w:tr>
@@ -3040,7 +3088,17 @@
 </w:hdr>
 </file>
 
-<file path=word/header2.xml><?xml version="1.0" encoding="utf-8"?>
+<file path=word/header3.xml><?xml version="1.0" encoding="utf-8"?>
+<w:hdr xmlns:wpc="http://schemas.microsoft.com/office/word/2010/wordprocessingCanvas" xmlns:cx="http://schemas.microsoft.com/office/drawing/2014/chartex" xmlns:cx1="http://schemas.microsoft.com/office/drawing/2015/9/8/chartex" xmlns:cx2="http://schemas.microsoft.com/office/drawing/2015/10/21/chartex" xmlns:cx3="http://schemas.microsoft.com/office/drawing/2016/5/9/chartex" xmlns:cx4="http://schemas.microsoft.com/office/drawing/2016/5/10/chartex" xmlns:cx5="http://schemas.microsoft.com/office/drawing/2016/5/11/chartex" xmlns:cx6="http://schemas.microsoft.com/office/drawing/2016/5/12/chartex" xmlns:cx7="http://schemas.microsoft.com/office/drawing/2016/5/13/chartex" xmlns:cx8="http://schemas.microsoft.com/office/drawing/2016/5/14/chartex" xmlns:mc="http://schemas.openxmlformats.org/markup-compatibility/2006" xmlns:aink="http://schemas.microsoft.com/office/drawing/2016/ink" xmlns:am3d="http://schemas.microsoft.com/office/drawing/2017/model3d" xmlns:o="urn:schemas-microsoft-com:office:office" xmlns:oel="http://schemas.microsoft.com/office/2019/extlst" xmlns:r="http://schemas.openxmlformats.org/officeDocument/2006/relationships" xmlns:m="http://schemas.openxmlformats.org/officeDocument/2006/math" xmlns:v="urn:schemas-microsoft-com:vml" xmlns:wp14="http://schemas.microsoft.com/office/word/2010/wordprocessingDrawing" xmlns:wp="http://schemas.openxmlformats.org/drawingml/2006/wordprocessingDrawing" xmlns:w10="urn:schemas-microsoft-com:office:word" xmlns:w="http://schemas.openxmlformats.org/wordprocessingml/2006/main" xmlns:w14="http://schemas.microsoft.com/office/word/2010/wordml" xmlns:w15="http://schemas.microsoft.com/office/word/2012/wordml" xmlns:w16cex="http://schemas.microsoft.com/office/word/2018/wordml/cex" xmlns:w16cid="http://schemas.microsoft.com/office/word/2016/wordml/cid" xmlns:w16="http://schemas.microsoft.com/office/word/2018/wordml" xmlns:w16du="http://schemas.microsoft.com/office/word/2023/wordml/word16du" xmlns:w16sdtdh="http://schemas.microsoft.com/office/word/2020/wordml/sdtdatahash" xmlns:w16sdtfl="http://schemas.microsoft.com/office/word/2024/wordml/sdtformatlock" xmlns:w16se="http://schemas.microsoft.com/office/word/2015/wordml/symex" xmlns:wpg="http://schemas.microsoft.com/office/word/2010/wordprocessingGroup" xmlns:wpi="http://schemas.microsoft.com/office/word/2010/wordprocessingInk" xmlns:wne="http://schemas.microsoft.com/office/word/2006/wordml" xmlns:wps="http://schemas.microsoft.com/office/word/2010/wordprocessingShape" mc:Ignorable="w14 w15 w16se w16cid w16 w16cex w16sdtdh w16sdtfl w16du wp14">
+  <w:p>
+    <w:pPr>
+      <w:pStyle w:val="Encabezado"/>
+    </w:pPr>
+  </w:p>
+</w:hdr>
+</file>
+
+<file path=word/header4.xml><?xml version="1.0" encoding="utf-8"?>
 <w:hdr xmlns:wpc="http://schemas.microsoft.com/office/word/2010/wordprocessingCanvas" xmlns:cx="http://schemas.microsoft.com/office/drawing/2014/chartex" xmlns:cx1="http://schemas.microsoft.com/office/drawing/2015/9/8/chartex" xmlns:cx2="http://schemas.microsoft.com/office/drawing/2015/10/21/chartex" xmlns:cx3="http://schemas.microsoft.com/office/drawing/2016/5/9/chartex" xmlns:cx4="http://schemas.microsoft.com/office/drawing/2016/5/10/chartex" xmlns:cx5="http://schemas.microsoft.com/office/drawing/2016/5/11/chartex" xmlns:cx6="http://schemas.microsoft.com/office/drawing/2016/5/12/chartex" xmlns:cx7="http://schemas.microsoft.com/office/drawing/2016/5/13/chartex" xmlns:cx8="http://schemas.microsoft.com/office/drawing/2016/5/14/chartex" xmlns:mc="http://schemas.openxmlformats.org/markup-compatibility/2006" xmlns:aink="http://schemas.microsoft.com/office/drawing/2016/ink" xmlns:am3d="http://schemas.microsoft.com/office/drawing/2017/model3d" xmlns:o="urn:schemas-microsoft-com:office:office" xmlns:oel="http://schemas.microsoft.com/office/2019/extlst" xmlns:r="http://schemas.openxmlformats.org/officeDocument/2006/relationships" xmlns:m="http://schemas.openxmlformats.org/officeDocument/2006/math" xmlns:v="urn:schemas-microsoft-com:vml" xmlns:wp14="http://schemas.microsoft.com/office/word/2010/wordprocessingDrawing" xmlns:wp="http://schemas.openxmlformats.org/drawingml/2006/wordprocessingDrawing" xmlns:w10="urn:schemas-microsoft-com:office:word" xmlns:w="http://schemas.openxmlformats.org/wordprocessingml/2006/main" xmlns:w14="http://schemas.microsoft.com/office/word/2010/wordml" xmlns:w15="http://schemas.microsoft.com/office/word/2012/wordml" xmlns:w16cex="http://schemas.microsoft.com/office/word/2018/wordml/cex" xmlns:w16cid="http://schemas.microsoft.com/office/word/2016/wordml/cid" xmlns:w16="http://schemas.microsoft.com/office/word/2018/wordml" xmlns:w16du="http://schemas.microsoft.com/office/word/2023/wordml/word16du" xmlns:w16sdtdh="http://schemas.microsoft.com/office/word/2020/wordml/sdtdatahash" xmlns:w16sdtfl="http://schemas.microsoft.com/office/word/2024/wordml/sdtformatlock" xmlns:w16se="http://schemas.microsoft.com/office/word/2015/wordml/symex" xmlns:wpg="http://schemas.microsoft.com/office/word/2010/wordprocessingGroup" xmlns:wpi="http://schemas.microsoft.com/office/word/2010/wordprocessingInk" xmlns:wne="http://schemas.microsoft.com/office/word/2006/wordml" xmlns:wps="http://schemas.microsoft.com/office/word/2010/wordprocessingShape" mc:Ignorable="w14 w15 w16se w16cid w16 w16cex w16sdtdh w16sdtfl w16du wp14">
   <w:p>
     <w:pPr>

--- a/Inputs/Templates/MF Estafeta.docx
+++ b/Inputs/Templates/MF Estafeta.docx
@@ -41,60 +41,22 @@
           <w:rFonts w:cstheme="minorHAnsi"/>
           <w:color w:val="000000" w:themeColor="text1"/>
         </w:rPr>
-        <w:t xml:space="preserve">Riesgos internos y circundantes. </w:t>
+        <w:t>El inmueble</w:t>
       </w:r>
-    </w:p>
-    <w:p>
-      <w:pPr>
-        <w:spacing w:line="360" w:lineRule="auto"/>
-        <w:jc w:val="both"/>
-        <w:rPr>
-          <w:rFonts w:cstheme="minorHAnsi"/>
-          <w:color w:val="000000" w:themeColor="text1"/>
-        </w:rPr>
-      </w:pPr>
       <w:r>
         <w:rPr>
           <w:rFonts w:cstheme="minorHAnsi"/>
           <w:color w:val="000000" w:themeColor="text1"/>
         </w:rPr>
-        <w:t xml:space="preserve">La sucursal </w:t>
+        <w:t xml:space="preserve"> </w:t>
       </w:r>
-      <w:proofErr w:type="gramStart"/>
       <w:r>
         <w:rPr>
           <w:rFonts w:cstheme="minorHAnsi"/>
           <w:b/>
           <w:color w:val="000000" w:themeColor="text1"/>
         </w:rPr>
-        <w:t xml:space="preserve">{{ </w:t>
-      </w:r>
-      <w:proofErr w:type="spellStart"/>
-      <w:r>
-        <w:rPr>
-          <w:rFonts w:cstheme="minorHAnsi"/>
-          <w:b/>
-          <w:color w:val="000000" w:themeColor="text1"/>
-        </w:rPr>
-        <w:t>razon</w:t>
-      </w:r>
-      <w:proofErr w:type="gramEnd"/>
-      <w:r>
-        <w:rPr>
-          <w:rFonts w:cstheme="minorHAnsi"/>
-          <w:b/>
-          <w:color w:val="000000" w:themeColor="text1"/>
-        </w:rPr>
-        <w:t>_social</w:t>
-      </w:r>
-      <w:proofErr w:type="spellEnd"/>
-      <w:r>
-        <w:rPr>
-          <w:rFonts w:cstheme="minorHAnsi"/>
-          <w:b/>
-          <w:color w:val="000000" w:themeColor="text1"/>
-        </w:rPr>
-        <w:t xml:space="preserve"> }}</w:t>
+        <w:t>{{ razon_social }}</w:t>
       </w:r>
       <w:r>
         <w:rPr>
@@ -110,25 +72,7 @@
           <w:b/>
           <w:color w:val="000000" w:themeColor="text1"/>
         </w:rPr>
-        <w:t xml:space="preserve">{{ </w:t>
-      </w:r>
-      <w:proofErr w:type="spellStart"/>
-      <w:r>
-        <w:rPr>
-          <w:rFonts w:cstheme="minorHAnsi"/>
-          <w:b/>
-          <w:color w:val="000000" w:themeColor="text1"/>
-        </w:rPr>
-        <w:t>nombre_comercial</w:t>
-      </w:r>
-      <w:proofErr w:type="spellEnd"/>
-      <w:r>
-        <w:rPr>
-          <w:rFonts w:cstheme="minorHAnsi"/>
-          <w:b/>
-          <w:color w:val="000000" w:themeColor="text1"/>
-        </w:rPr>
-        <w:t xml:space="preserve"> }}</w:t>
+        <w:t>{{ nombre_comercial }}</w:t>
       </w:r>
       <w:r>
         <w:rPr>
@@ -151,7 +95,21 @@
           <w:rFonts w:cstheme="minorHAnsi"/>
           <w:color w:val="000000" w:themeColor="text1"/>
         </w:rPr>
-        <w:t>se ubica frente a una vialidad altamente transitada, colinda con otros inmuebles de servicios con giro comercial.</w:t>
+        <w:t xml:space="preserve">se ubica </w:t>
+      </w:r>
+      <w:r>
+        <w:rPr>
+          <w:rFonts w:cstheme="minorHAnsi"/>
+          <w:color w:val="000000" w:themeColor="text1"/>
+        </w:rPr>
+        <w:t>al sur de {{ norte }}, al norte de {{ sur }}, al este de {{ oeste }} y al oeste de {{ este }}</w:t>
+      </w:r>
+      <w:r>
+        <w:rPr>
+          <w:rFonts w:cstheme="minorHAnsi"/>
+          <w:color w:val="000000" w:themeColor="text1"/>
+        </w:rPr>
+        <w:t>.</w:t>
       </w:r>
       <w:r>
         <w:rPr>
@@ -181,32 +139,14 @@
           <w:rFonts w:cstheme="minorHAnsi"/>
           <w:color w:val="000000" w:themeColor="text1"/>
         </w:rPr>
-        <w:t xml:space="preserve">El horario de atención de servicios es de </w:t>
+        <w:t xml:space="preserve">El horario de atención es de </w:t>
       </w:r>
-      <w:proofErr w:type="gramStart"/>
       <w:r>
         <w:rPr>
           <w:rFonts w:cstheme="minorHAnsi"/>
           <w:color w:val="000000" w:themeColor="text1"/>
         </w:rPr>
-        <w:t xml:space="preserve">{{ </w:t>
-      </w:r>
-      <w:proofErr w:type="spellStart"/>
-      <w:r>
-        <w:rPr>
-          <w:rFonts w:cstheme="minorHAnsi"/>
-          <w:color w:val="000000" w:themeColor="text1"/>
-        </w:rPr>
-        <w:t>dias</w:t>
-      </w:r>
-      <w:proofErr w:type="spellEnd"/>
-      <w:proofErr w:type="gramEnd"/>
-      <w:r>
-        <w:rPr>
-          <w:rFonts w:cstheme="minorHAnsi"/>
-          <w:color w:val="000000" w:themeColor="text1"/>
-        </w:rPr>
-        <w:t xml:space="preserve"> }}</w:t>
+        <w:t>{{ dias }}</w:t>
       </w:r>
       <w:r>
         <w:rPr>
@@ -246,21 +186,12 @@
         </w:rPr>
         <w:t xml:space="preserve"> Cuenta con </w:t>
       </w:r>
-      <w:proofErr w:type="gramStart"/>
       <w:r>
         <w:rPr>
           <w:rFonts w:cstheme="minorHAnsi"/>
           <w:color w:val="000000" w:themeColor="text1"/>
         </w:rPr>
-        <w:t>{{ trabajadores</w:t>
-      </w:r>
-      <w:proofErr w:type="gramEnd"/>
-      <w:r>
-        <w:rPr>
-          <w:rFonts w:cstheme="minorHAnsi"/>
-          <w:color w:val="000000" w:themeColor="text1"/>
-        </w:rPr>
-        <w:t xml:space="preserve"> }}</w:t>
+        <w:t>{{ trabajadores }}</w:t>
       </w:r>
       <w:r>
         <w:rPr>
@@ -338,6 +269,9 @@
         <w:gridCol w:w="4414"/>
       </w:tblGrid>
       <w:tr>
+        <w:trPr>
+          <w:trHeight w:val="3288"/>
+        </w:trPr>
         <w:tc>
           <w:tcPr>
             <w:tcW w:w="4414" w:type="dxa"/>
@@ -347,6 +281,7 @@
             <w:pPr>
               <w:pStyle w:val="Default"/>
               <w:spacing w:line="360" w:lineRule="auto"/>
+              <w:jc w:val="both"/>
               <w:rPr>
                 <w:rFonts w:asciiTheme="minorHAnsi" w:hAnsiTheme="minorHAnsi" w:cstheme="minorHAnsi"/>
                 <w:color w:val="000000" w:themeColor="text1"/>
@@ -382,7 +317,6 @@
                 <w:szCs w:val="22"/>
               </w:rPr>
             </w:pPr>
-            <w:proofErr w:type="gramStart"/>
             <w:r>
               <w:rPr>
                 <w:rFonts w:asciiTheme="minorHAnsi" w:hAnsiTheme="minorHAnsi" w:cstheme="minorHAnsi"/>
@@ -390,22 +324,56 @@
                 <w:sz w:val="22"/>
                 <w:szCs w:val="22"/>
               </w:rPr>
-              <w:t>{{ mueble</w:t>
-            </w:r>
-            <w:proofErr w:type="gramEnd"/>
-            <w:r>
-              <w:rPr>
-                <w:rFonts w:asciiTheme="minorHAnsi" w:hAnsiTheme="minorHAnsi" w:cstheme="minorHAnsi"/>
-                <w:color w:val="000000" w:themeColor="text1"/>
-                <w:sz w:val="22"/>
-                <w:szCs w:val="22"/>
-              </w:rPr>
-              <w:t>1 }}</w:t>
+              <w:t>{{ mueble1 }}</w:t>
             </w:r>
           </w:p>
         </w:tc>
       </w:tr>
       <w:tr>
+        <w:trPr>
+          <w:trHeight w:val="57"/>
+        </w:trPr>
+        <w:tc>
+          <w:tcPr>
+            <w:tcW w:w="4414" w:type="dxa"/>
+            <w:vAlign w:val="center"/>
+          </w:tcPr>
+          <w:p>
+            <w:pPr>
+              <w:pStyle w:val="Default"/>
+              <w:jc w:val="both"/>
+              <w:rPr>
+                <w:rFonts w:asciiTheme="minorHAnsi" w:hAnsiTheme="minorHAnsi" w:cstheme="minorHAnsi"/>
+                <w:color w:val="000000" w:themeColor="text1"/>
+                <w:sz w:val="20"/>
+                <w:szCs w:val="20"/>
+              </w:rPr>
+            </w:pPr>
+          </w:p>
+        </w:tc>
+        <w:tc>
+          <w:tcPr>
+            <w:tcW w:w="4414" w:type="dxa"/>
+            <w:vAlign w:val="center"/>
+          </w:tcPr>
+          <w:p>
+            <w:pPr>
+              <w:pStyle w:val="Default"/>
+              <w:jc w:val="center"/>
+              <w:rPr>
+                <w:rFonts w:asciiTheme="minorHAnsi" w:hAnsiTheme="minorHAnsi" w:cstheme="minorHAnsi"/>
+                <w:color w:val="000000" w:themeColor="text1"/>
+                <w:sz w:val="20"/>
+                <w:szCs w:val="20"/>
+              </w:rPr>
+            </w:pPr>
+          </w:p>
+        </w:tc>
+      </w:tr>
+      <w:tr>
+        <w:trPr>
+          <w:trHeight w:val="3288"/>
+        </w:trPr>
         <w:tc>
           <w:tcPr>
             <w:tcW w:w="4414" w:type="dxa"/>
@@ -415,6 +383,7 @@
             <w:pPr>
               <w:pStyle w:val="Default"/>
               <w:spacing w:line="360" w:lineRule="auto"/>
+              <w:jc w:val="both"/>
               <w:rPr>
                 <w:rFonts w:asciiTheme="minorHAnsi" w:hAnsiTheme="minorHAnsi" w:cstheme="minorHAnsi"/>
                 <w:color w:val="000000" w:themeColor="text1"/>
@@ -450,7 +419,6 @@
                 <w:szCs w:val="22"/>
               </w:rPr>
             </w:pPr>
-            <w:proofErr w:type="gramStart"/>
             <w:r>
               <w:rPr>
                 <w:rFonts w:asciiTheme="minorHAnsi" w:hAnsiTheme="minorHAnsi" w:cstheme="minorHAnsi"/>
@@ -460,7 +428,6 @@
               </w:rPr>
               <w:t>{{ ruta</w:t>
             </w:r>
-            <w:proofErr w:type="gramEnd"/>
             <w:r>
               <w:rPr>
                 <w:rFonts w:asciiTheme="minorHAnsi" w:hAnsiTheme="minorHAnsi" w:cstheme="minorHAnsi"/>
@@ -503,8 +470,6 @@
         <w:rPr>
           <w:rFonts w:cstheme="minorHAnsi"/>
           <w:color w:val="000000" w:themeColor="text1"/>
-          <w:kern w:val="0"/>
-          <w14:ligatures w14:val="none"/>
         </w:rPr>
       </w:pPr>
     </w:p>
@@ -587,7 +552,6 @@
                 <w:szCs w:val="22"/>
               </w:rPr>
             </w:pPr>
-            <w:proofErr w:type="gramStart"/>
             <w:r>
               <w:rPr>
                 <w:rFonts w:asciiTheme="minorHAnsi" w:hAnsiTheme="minorHAnsi" w:cstheme="minorHAnsi"/>
@@ -595,17 +559,7 @@
                 <w:sz w:val="22"/>
                 <w:szCs w:val="22"/>
               </w:rPr>
-              <w:t>{{ ext</w:t>
-            </w:r>
-            <w:proofErr w:type="gramEnd"/>
-            <w:r>
-              <w:rPr>
-                <w:rFonts w:asciiTheme="minorHAnsi" w:hAnsiTheme="minorHAnsi" w:cstheme="minorHAnsi"/>
-                <w:color w:val="000000" w:themeColor="text1"/>
-                <w:sz w:val="22"/>
-                <w:szCs w:val="22"/>
-              </w:rPr>
-              <w:t>1 }}</w:t>
+              <w:t>{{ ext1 }}</w:t>
             </w:r>
           </w:p>
         </w:tc>
@@ -626,7 +580,6 @@
                 <w:szCs w:val="22"/>
               </w:rPr>
             </w:pPr>
-            <w:proofErr w:type="gramStart"/>
             <w:r>
               <w:rPr>
                 <w:rFonts w:asciiTheme="minorHAnsi" w:hAnsiTheme="minorHAnsi" w:cstheme="minorHAnsi"/>
@@ -636,7 +589,6 @@
               </w:rPr>
               <w:t>{{ ext</w:t>
             </w:r>
-            <w:proofErr w:type="gramEnd"/>
             <w:r>
               <w:rPr>
                 <w:rFonts w:asciiTheme="minorHAnsi" w:hAnsiTheme="minorHAnsi" w:cstheme="minorHAnsi"/>
@@ -660,7 +612,7 @@
       </w:tr>
       <w:tr>
         <w:trPr>
-          <w:trHeight w:val="3303"/>
+          <w:trHeight w:val="3288"/>
         </w:trPr>
         <w:tc>
           <w:tcPr>
@@ -671,6 +623,7 @@
             <w:pPr>
               <w:pStyle w:val="Default"/>
               <w:spacing w:line="360" w:lineRule="auto"/>
+              <w:jc w:val="both"/>
               <w:rPr>
                 <w:rFonts w:asciiTheme="minorHAnsi" w:hAnsiTheme="minorHAnsi" w:cstheme="minorHAnsi"/>
                 <w:color w:val="000000" w:themeColor="text1"/>
@@ -717,7 +670,6 @@
                 <w:szCs w:val="22"/>
               </w:rPr>
             </w:pPr>
-            <w:proofErr w:type="gramStart"/>
             <w:r>
               <w:rPr>
                 <w:rFonts w:asciiTheme="minorHAnsi" w:hAnsiTheme="minorHAnsi" w:cstheme="minorHAnsi"/>
@@ -725,24 +677,55 @@
                 <w:sz w:val="22"/>
                 <w:szCs w:val="22"/>
               </w:rPr>
-              <w:t>{{ techo</w:t>
-            </w:r>
-            <w:proofErr w:type="gramEnd"/>
-            <w:r>
-              <w:rPr>
-                <w:rFonts w:asciiTheme="minorHAnsi" w:hAnsiTheme="minorHAnsi" w:cstheme="minorHAnsi"/>
-                <w:color w:val="000000" w:themeColor="text1"/>
-                <w:sz w:val="22"/>
-                <w:szCs w:val="22"/>
-              </w:rPr>
-              <w:t xml:space="preserve"> }}</w:t>
+              <w:t>{{ techo }}</w:t>
             </w:r>
           </w:p>
         </w:tc>
       </w:tr>
       <w:tr>
         <w:trPr>
-          <w:trHeight w:val="668"/>
+          <w:trHeight w:val="57"/>
+        </w:trPr>
+        <w:tc>
+          <w:tcPr>
+            <w:tcW w:w="4416" w:type="dxa"/>
+            <w:vAlign w:val="center"/>
+          </w:tcPr>
+          <w:p>
+            <w:pPr>
+              <w:pStyle w:val="Default"/>
+              <w:jc w:val="both"/>
+              <w:rPr>
+                <w:rFonts w:asciiTheme="minorHAnsi" w:hAnsiTheme="minorHAnsi" w:cstheme="minorHAnsi"/>
+                <w:color w:val="000000" w:themeColor="text1"/>
+                <w:sz w:val="20"/>
+                <w:szCs w:val="20"/>
+              </w:rPr>
+            </w:pPr>
+          </w:p>
+        </w:tc>
+        <w:tc>
+          <w:tcPr>
+            <w:tcW w:w="4417" w:type="dxa"/>
+            <w:vAlign w:val="center"/>
+          </w:tcPr>
+          <w:p>
+            <w:pPr>
+              <w:pStyle w:val="Default"/>
+              <w:jc w:val="center"/>
+              <w:rPr>
+                <w:rFonts w:asciiTheme="minorHAnsi" w:hAnsiTheme="minorHAnsi" w:cstheme="minorHAnsi"/>
+                <w:color w:val="000000" w:themeColor="text1"/>
+                <w:sz w:val="20"/>
+                <w:szCs w:val="20"/>
+              </w:rPr>
+            </w:pPr>
+          </w:p>
+        </w:tc>
+      </w:tr>
+      <w:tr>
+        <w:trPr>
+          <w:trHeight w:val="3288"/>
         </w:trPr>
         <w:tc>
           <w:tcPr>
@@ -753,6 +736,7 @@
             <w:pPr>
               <w:pStyle w:val="Default"/>
               <w:spacing w:line="360" w:lineRule="auto"/>
+              <w:jc w:val="both"/>
               <w:rPr>
                 <w:rFonts w:asciiTheme="minorHAnsi" w:hAnsiTheme="minorHAnsi" w:cstheme="minorHAnsi"/>
                 <w:color w:val="000000" w:themeColor="text1"/>
@@ -788,76 +772,15 @@
                 <w:szCs w:val="22"/>
               </w:rPr>
             </w:pPr>
-            <w:proofErr w:type="gramStart"/>
-            <w:r>
-              <w:rPr>
-                <w:rFonts w:asciiTheme="minorHAnsi" w:hAnsiTheme="minorHAnsi" w:cstheme="minorHAnsi"/>
-                <w:color w:val="000000" w:themeColor="text1"/>
-                <w:sz w:val="22"/>
-                <w:szCs w:val="22"/>
-              </w:rPr>
-              <w:t xml:space="preserve">{{ </w:t>
-            </w:r>
-            <w:proofErr w:type="spellStart"/>
-            <w:r>
-              <w:rPr>
-                <w:rFonts w:asciiTheme="minorHAnsi" w:hAnsiTheme="minorHAnsi" w:cstheme="minorHAnsi"/>
-                <w:color w:val="000000" w:themeColor="text1"/>
-                <w:sz w:val="22"/>
-                <w:szCs w:val="22"/>
-              </w:rPr>
-              <w:t>tanques</w:t>
-            </w:r>
-            <w:proofErr w:type="gramEnd"/>
-            <w:r>
-              <w:rPr>
-                <w:rFonts w:asciiTheme="minorHAnsi" w:hAnsiTheme="minorHAnsi" w:cstheme="minorHAnsi"/>
-                <w:color w:val="000000" w:themeColor="text1"/>
-                <w:sz w:val="22"/>
-                <w:szCs w:val="22"/>
-              </w:rPr>
-              <w:t>_gaso</w:t>
-            </w:r>
-            <w:proofErr w:type="spellEnd"/>
-            <w:r>
-              <w:rPr>
-                <w:rFonts w:asciiTheme="minorHAnsi" w:hAnsiTheme="minorHAnsi" w:cstheme="minorHAnsi"/>
-                <w:color w:val="000000" w:themeColor="text1"/>
-                <w:sz w:val="22"/>
-                <w:szCs w:val="22"/>
-              </w:rPr>
-              <w:t xml:space="preserve"> }}</w:t>
-            </w:r>
           </w:p>
         </w:tc>
       </w:tr>
     </w:tbl>
     <w:p>
       <w:pPr>
-        <w:pStyle w:val="Default"/>
-        <w:spacing w:after="144" w:line="360" w:lineRule="auto"/>
-        <w:jc w:val="both"/>
-        <w:rPr>
-          <w:rFonts w:asciiTheme="minorHAnsi" w:eastAsia="Times New Roman" w:hAnsiTheme="minorHAnsi" w:cstheme="minorHAnsi"/>
-          <w:snapToGrid w:val="0"/>
-          <w:color w:val="000000" w:themeColor="text1"/>
-          <w:w w:val="0"/>
-          <w:sz w:val="22"/>
-          <w:szCs w:val="22"/>
-          <w:u w:color="000000"/>
-          <w:bdr w:val="none" w:sz="0" w:space="0" w:color="000000"/>
-          <w:shd w:val="clear" w:color="000000" w:fill="000000"/>
-          <w:lang w:eastAsia="x-none" w:bidi="x-none"/>
-        </w:rPr>
-      </w:pPr>
-    </w:p>
-    <w:p>
-      <w:pPr>
         <w:rPr>
           <w:rFonts w:cstheme="minorHAnsi"/>
           <w:color w:val="000000" w:themeColor="text1"/>
-          <w:kern w:val="0"/>
-          <w14:ligatures w14:val="none"/>
         </w:rPr>
       </w:pPr>
       <w:r>
@@ -870,15 +793,11 @@
     </w:p>
     <w:p>
       <w:pPr>
-        <w:pStyle w:val="Default"/>
-        <w:spacing w:line="360" w:lineRule="auto"/>
-        <w:ind w:left="720" w:right="2034"/>
-        <w:jc w:val="both"/>
         <w:rPr>
-          <w:rFonts w:asciiTheme="minorHAnsi" w:hAnsiTheme="minorHAnsi" w:cstheme="minorHAnsi"/>
+          <w:rFonts w:cstheme="minorHAnsi"/>
           <w:color w:val="000000" w:themeColor="text1"/>
-          <w:sz w:val="22"/>
-          <w:szCs w:val="22"/>
+          <w:kern w:val="0"/>
+          <w14:ligatures w14:val="none"/>
         </w:rPr>
       </w:pPr>
     </w:p>
@@ -898,15 +817,16 @@
         <w:tblLook w:val="04A0" w:firstRow="1" w:lastRow="0" w:firstColumn="1" w:lastColumn="0" w:noHBand="0" w:noVBand="1"/>
       </w:tblPr>
       <w:tblGrid>
-        <w:gridCol w:w="2947"/>
-        <w:gridCol w:w="2948"/>
-        <w:gridCol w:w="2948"/>
+        <w:gridCol w:w="2977"/>
+        <w:gridCol w:w="2717"/>
+        <w:gridCol w:w="451"/>
+        <w:gridCol w:w="2688"/>
       </w:tblGrid>
       <w:tr>
         <w:tc>
           <w:tcPr>
             <w:tcW w:w="8833" w:type="dxa"/>
-            <w:gridSpan w:val="3"/>
+            <w:gridSpan w:val="4"/>
           </w:tcPr>
           <w:p>
             <w:pPr>
@@ -929,7 +849,6 @@
               </w:rPr>
               <w:t xml:space="preserve">Se cuenta con un plan de emergencia para casos de incendio, definido en el presente Programa interno de Protección civil, mismo que debe ser difundido y socializado con el personal de </w:t>
             </w:r>
-            <w:proofErr w:type="gramStart"/>
             <w:r>
               <w:rPr>
                 <w:rFonts w:asciiTheme="minorHAnsi" w:hAnsiTheme="minorHAnsi" w:cstheme="minorHAnsi"/>
@@ -939,43 +858,7 @@
                 <w:sz w:val="22"/>
                 <w:szCs w:val="22"/>
               </w:rPr>
-              <w:t xml:space="preserve">{{ </w:t>
-            </w:r>
-            <w:proofErr w:type="spellStart"/>
-            <w:r>
-              <w:rPr>
-                <w:rFonts w:asciiTheme="minorHAnsi" w:hAnsiTheme="minorHAnsi" w:cstheme="minorHAnsi"/>
-                <w:b/>
-                <w:bCs/>
-                <w:color w:val="000000" w:themeColor="text1"/>
-                <w:sz w:val="22"/>
-                <w:szCs w:val="22"/>
-              </w:rPr>
-              <w:t>razon</w:t>
-            </w:r>
-            <w:proofErr w:type="gramEnd"/>
-            <w:r>
-              <w:rPr>
-                <w:rFonts w:asciiTheme="minorHAnsi" w:hAnsiTheme="minorHAnsi" w:cstheme="minorHAnsi"/>
-                <w:b/>
-                <w:bCs/>
-                <w:color w:val="000000" w:themeColor="text1"/>
-                <w:sz w:val="22"/>
-                <w:szCs w:val="22"/>
-              </w:rPr>
-              <w:t>_social</w:t>
-            </w:r>
-            <w:proofErr w:type="spellEnd"/>
-            <w:r>
-              <w:rPr>
-                <w:rFonts w:asciiTheme="minorHAnsi" w:hAnsiTheme="minorHAnsi" w:cstheme="minorHAnsi"/>
-                <w:b/>
-                <w:bCs/>
-                <w:color w:val="000000" w:themeColor="text1"/>
-                <w:sz w:val="22"/>
-                <w:szCs w:val="22"/>
-              </w:rPr>
-              <w:t xml:space="preserve"> }} </w:t>
+              <w:t xml:space="preserve">{{ razon_social }} </w:t>
             </w:r>
             <w:r>
               <w:rPr>
@@ -985,29 +868,7 @@
                 <w:sz w:val="22"/>
                 <w:szCs w:val="22"/>
               </w:rPr>
-              <w:t xml:space="preserve">{{ </w:t>
-            </w:r>
-            <w:proofErr w:type="spellStart"/>
-            <w:r>
-              <w:rPr>
-                <w:rFonts w:asciiTheme="minorHAnsi" w:hAnsiTheme="minorHAnsi" w:cstheme="minorHAnsi"/>
-                <w:b/>
-                <w:color w:val="000000" w:themeColor="text1"/>
-                <w:sz w:val="22"/>
-                <w:szCs w:val="22"/>
-              </w:rPr>
-              <w:t>nombre_comercial</w:t>
-            </w:r>
-            <w:proofErr w:type="spellEnd"/>
-            <w:r>
-              <w:rPr>
-                <w:rFonts w:asciiTheme="minorHAnsi" w:hAnsiTheme="minorHAnsi" w:cstheme="minorHAnsi"/>
-                <w:b/>
-                <w:color w:val="000000" w:themeColor="text1"/>
-                <w:sz w:val="22"/>
-                <w:szCs w:val="22"/>
-              </w:rPr>
-              <w:t xml:space="preserve"> }}</w:t>
+              <w:t>{{ nombre_comercial }}</w:t>
             </w:r>
             <w:r>
               <w:rPr>
@@ -1025,288 +886,103 @@
         <w:trPr>
           <w:trHeight w:val="3062"/>
         </w:trPr>
-        <w:sdt>
-          <w:sdtPr>
-            <w:rPr>
-              <w:rFonts w:asciiTheme="minorHAnsi" w:hAnsiTheme="minorHAnsi" w:cstheme="minorHAnsi"/>
-              <w:color w:val="000000" w:themeColor="text1"/>
-              <w:sz w:val="22"/>
-              <w:szCs w:val="22"/>
-            </w:rPr>
-            <w:id w:val="-2119444129"/>
-            <w:picture/>
-          </w:sdtPr>
-          <w:sdtEndPr/>
-          <w:sdtContent>
-            <w:tc>
-              <w:tcPr>
-                <w:tcW w:w="3428" w:type="dxa"/>
-                <w:vAlign w:val="center"/>
-              </w:tcPr>
-              <w:p>
-                <w:pPr>
-                  <w:pStyle w:val="Default"/>
-                  <w:spacing w:line="360" w:lineRule="auto"/>
-                  <w:ind w:right="2034"/>
-                  <w:jc w:val="center"/>
-                  <w:rPr>
-                    <w:rFonts w:asciiTheme="minorHAnsi" w:hAnsiTheme="minorHAnsi" w:cstheme="minorHAnsi"/>
-                    <w:color w:val="000000" w:themeColor="text1"/>
-                    <w:sz w:val="22"/>
-                    <w:szCs w:val="22"/>
-                  </w:rPr>
-                </w:pPr>
-                <w:r>
-                  <w:rPr>
-                    <w:rFonts w:asciiTheme="minorHAnsi" w:hAnsiTheme="minorHAnsi" w:cstheme="minorHAnsi"/>
-                    <w:noProof/>
-                    <w:color w:val="000000" w:themeColor="text1"/>
-                    <w:sz w:val="22"/>
-                    <w:szCs w:val="22"/>
-                  </w:rPr>
-                  <w:drawing>
-                    <wp:inline distT="0" distB="0" distL="0" distR="0" wp14:anchorId="19C080A6" wp14:editId="067FFBA1">
-                      <wp:extent cx="1800000" cy="1350000"/>
-                      <wp:effectExtent l="0" t="0" r="0" b="3175"/>
-                      <wp:docPr id="6" name="Imagen 3"/>
-                      <wp:cNvGraphicFramePr>
-                        <a:graphicFrameLocks xmlns:a="http://schemas.openxmlformats.org/drawingml/2006/main" noChangeAspect="1"/>
-                      </wp:cNvGraphicFramePr>
-                      <a:graphic xmlns:a="http://schemas.openxmlformats.org/drawingml/2006/main">
-                        <a:graphicData uri="http://schemas.openxmlformats.org/drawingml/2006/picture">
-                          <pic:pic xmlns:pic="http://schemas.openxmlformats.org/drawingml/2006/picture">
-                            <pic:nvPicPr>
-                              <pic:cNvPr id="6" name="Imagen 3"/>
-                              <pic:cNvPicPr>
-                                <a:picLocks noChangeAspect="1" noChangeArrowheads="1"/>
-                              </pic:cNvPicPr>
-                            </pic:nvPicPr>
-                            <pic:blipFill>
-                              <a:blip r:embed="rId7" cstate="print">
-                                <a:extLst>
-                                  <a:ext uri="{28A0092B-C50C-407E-A947-70E740481C1C}">
-                                    <a14:useLocalDpi xmlns:a14="http://schemas.microsoft.com/office/drawing/2010/main" val="0"/>
-                                  </a:ext>
-                                </a:extLst>
-                              </a:blip>
-                              <a:stretch>
-                                <a:fillRect/>
-                              </a:stretch>
-                            </pic:blipFill>
-                            <pic:spPr bwMode="auto">
-                              <a:xfrm>
-                                <a:off x="0" y="0"/>
-                                <a:ext cx="1800000" cy="1350000"/>
-                              </a:xfrm>
-                              <a:prstGeom prst="rect">
-                                <a:avLst/>
-                              </a:prstGeom>
-                              <a:noFill/>
-                              <a:ln>
-                                <a:noFill/>
-                              </a:ln>
-                            </pic:spPr>
-                          </pic:pic>
-                        </a:graphicData>
-                      </a:graphic>
-                    </wp:inline>
-                  </w:drawing>
-                </w:r>
-              </w:p>
-            </w:tc>
-          </w:sdtContent>
-        </w:sdt>
-        <w:sdt>
-          <w:sdtPr>
-            <w:rPr>
-              <w:rFonts w:asciiTheme="minorHAnsi" w:hAnsiTheme="minorHAnsi" w:cstheme="minorHAnsi"/>
-              <w:color w:val="000000" w:themeColor="text1"/>
-              <w:sz w:val="22"/>
-              <w:szCs w:val="22"/>
-            </w:rPr>
-            <w:id w:val="-1544437031"/>
-            <w:picture/>
-          </w:sdtPr>
-          <w:sdtEndPr/>
-          <w:sdtContent>
-            <w:tc>
-              <w:tcPr>
-                <w:tcW w:w="2717" w:type="dxa"/>
-                <w:vAlign w:val="center"/>
-              </w:tcPr>
-              <w:p>
-                <w:pPr>
-                  <w:pStyle w:val="Default"/>
-                  <w:spacing w:line="360" w:lineRule="auto"/>
-                  <w:ind w:right="2034"/>
-                  <w:jc w:val="center"/>
-                  <w:rPr>
-                    <w:rFonts w:asciiTheme="minorHAnsi" w:hAnsiTheme="minorHAnsi" w:cstheme="minorHAnsi"/>
-                    <w:color w:val="000000" w:themeColor="text1"/>
-                    <w:sz w:val="22"/>
-                    <w:szCs w:val="22"/>
-                  </w:rPr>
-                </w:pPr>
-                <w:r>
-                  <w:rPr>
-                    <w:rFonts w:asciiTheme="minorHAnsi" w:hAnsiTheme="minorHAnsi" w:cstheme="minorHAnsi"/>
-                    <w:noProof/>
-                    <w:color w:val="000000" w:themeColor="text1"/>
-                    <w:sz w:val="22"/>
-                    <w:szCs w:val="22"/>
-                  </w:rPr>
-                  <w:drawing>
-                    <wp:inline distT="0" distB="0" distL="0" distR="0" wp14:anchorId="6480D7B8" wp14:editId="2AFB51DB">
-                      <wp:extent cx="1800000" cy="1350000"/>
-                      <wp:effectExtent l="0" t="0" r="0" b="3175"/>
-                      <wp:docPr id="7" name="Imagen 4"/>
-                      <wp:cNvGraphicFramePr>
-                        <a:graphicFrameLocks xmlns:a="http://schemas.openxmlformats.org/drawingml/2006/main" noChangeAspect="1"/>
-                      </wp:cNvGraphicFramePr>
-                      <a:graphic xmlns:a="http://schemas.openxmlformats.org/drawingml/2006/main">
-                        <a:graphicData uri="http://schemas.openxmlformats.org/drawingml/2006/picture">
-                          <pic:pic xmlns:pic="http://schemas.openxmlformats.org/drawingml/2006/picture">
-                            <pic:nvPicPr>
-                              <pic:cNvPr id="7" name="Imagen 4"/>
-                              <pic:cNvPicPr>
-                                <a:picLocks noChangeAspect="1" noChangeArrowheads="1"/>
-                              </pic:cNvPicPr>
-                            </pic:nvPicPr>
-                            <pic:blipFill>
-                              <a:blip r:embed="rId8" cstate="print">
-                                <a:extLst>
-                                  <a:ext uri="{28A0092B-C50C-407E-A947-70E740481C1C}">
-                                    <a14:useLocalDpi xmlns:a14="http://schemas.microsoft.com/office/drawing/2010/main" val="0"/>
-                                  </a:ext>
-                                </a:extLst>
-                              </a:blip>
-                              <a:stretch>
-                                <a:fillRect/>
-                              </a:stretch>
-                            </pic:blipFill>
-                            <pic:spPr bwMode="auto">
-                              <a:xfrm>
-                                <a:off x="0" y="0"/>
-                                <a:ext cx="1800000" cy="1350000"/>
-                              </a:xfrm>
-                              <a:prstGeom prst="rect">
-                                <a:avLst/>
-                              </a:prstGeom>
-                              <a:noFill/>
-                              <a:ln>
-                                <a:noFill/>
-                              </a:ln>
-                            </pic:spPr>
-                          </pic:pic>
-                        </a:graphicData>
-                      </a:graphic>
-                    </wp:inline>
-                  </w:drawing>
-                </w:r>
-              </w:p>
-            </w:tc>
-          </w:sdtContent>
-        </w:sdt>
-        <w:sdt>
-          <w:sdtPr>
-            <w:rPr>
-              <w:rFonts w:asciiTheme="minorHAnsi" w:hAnsiTheme="minorHAnsi" w:cstheme="minorHAnsi"/>
-              <w:color w:val="000000" w:themeColor="text1"/>
-              <w:sz w:val="22"/>
-              <w:szCs w:val="22"/>
-            </w:rPr>
-            <w:id w:val="880134221"/>
-            <w:picture/>
-          </w:sdtPr>
-          <w:sdtEndPr/>
-          <w:sdtContent>
-            <w:tc>
-              <w:tcPr>
-                <w:tcW w:w="2688" w:type="dxa"/>
-                <w:vAlign w:val="center"/>
-              </w:tcPr>
-              <w:p>
-                <w:pPr>
-                  <w:pStyle w:val="Default"/>
-                  <w:spacing w:line="360" w:lineRule="auto"/>
-                  <w:ind w:right="2034"/>
-                  <w:jc w:val="center"/>
-                  <w:rPr>
-                    <w:rFonts w:asciiTheme="minorHAnsi" w:hAnsiTheme="minorHAnsi" w:cstheme="minorHAnsi"/>
-                    <w:color w:val="000000" w:themeColor="text1"/>
-                    <w:sz w:val="22"/>
-                    <w:szCs w:val="22"/>
-                  </w:rPr>
-                </w:pPr>
-                <w:r>
-                  <w:rPr>
-                    <w:rFonts w:asciiTheme="minorHAnsi" w:hAnsiTheme="minorHAnsi" w:cstheme="minorHAnsi"/>
-                    <w:noProof/>
-                    <w:color w:val="000000" w:themeColor="text1"/>
-                    <w:sz w:val="22"/>
-                    <w:szCs w:val="22"/>
-                  </w:rPr>
-                  <w:drawing>
-                    <wp:inline distT="0" distB="0" distL="0" distR="0" wp14:anchorId="6DE3E6A7" wp14:editId="7B208E2D">
-                      <wp:extent cx="1800000" cy="1350000"/>
-                      <wp:effectExtent l="0" t="0" r="0" b="3175"/>
-                      <wp:docPr id="8" name="Imagen 5"/>
-                      <wp:cNvGraphicFramePr>
-                        <a:graphicFrameLocks xmlns:a="http://schemas.openxmlformats.org/drawingml/2006/main" noChangeAspect="1"/>
-                      </wp:cNvGraphicFramePr>
-                      <a:graphic xmlns:a="http://schemas.openxmlformats.org/drawingml/2006/main">
-                        <a:graphicData uri="http://schemas.openxmlformats.org/drawingml/2006/picture">
-                          <pic:pic xmlns:pic="http://schemas.openxmlformats.org/drawingml/2006/picture">
-                            <pic:nvPicPr>
-                              <pic:cNvPr id="8" name="Imagen 5"/>
-                              <pic:cNvPicPr>
-                                <a:picLocks noChangeAspect="1" noChangeArrowheads="1"/>
-                              </pic:cNvPicPr>
-                            </pic:nvPicPr>
-                            <pic:blipFill>
-                              <a:blip r:embed="rId8" cstate="print">
-                                <a:extLst>
-                                  <a:ext uri="{28A0092B-C50C-407E-A947-70E740481C1C}">
-                                    <a14:useLocalDpi xmlns:a14="http://schemas.microsoft.com/office/drawing/2010/main" val="0"/>
-                                  </a:ext>
-                                </a:extLst>
-                              </a:blip>
-                              <a:stretch>
-                                <a:fillRect/>
-                              </a:stretch>
-                            </pic:blipFill>
-                            <pic:spPr bwMode="auto">
-                              <a:xfrm>
-                                <a:off x="0" y="0"/>
-                                <a:ext cx="1800000" cy="1350000"/>
-                              </a:xfrm>
-                              <a:prstGeom prst="rect">
-                                <a:avLst/>
-                              </a:prstGeom>
-                              <a:noFill/>
-                              <a:ln>
-                                <a:noFill/>
-                              </a:ln>
-                            </pic:spPr>
-                          </pic:pic>
-                        </a:graphicData>
-                      </a:graphic>
-                    </wp:inline>
-                  </w:drawing>
-                </w:r>
-              </w:p>
-            </w:tc>
-          </w:sdtContent>
-        </w:sdt>
+        <w:tc>
+          <w:tcPr>
+            <w:tcW w:w="2977" w:type="dxa"/>
+            <w:vAlign w:val="center"/>
+          </w:tcPr>
+          <w:p>
+            <w:pPr>
+              <w:pStyle w:val="Default"/>
+              <w:spacing w:line="360" w:lineRule="auto"/>
+              <w:ind w:right="-110"/>
+              <w:jc w:val="center"/>
+              <w:rPr>
+                <w:rFonts w:asciiTheme="minorHAnsi" w:hAnsiTheme="minorHAnsi" w:cstheme="minorHAnsi"/>
+                <w:color w:val="000000" w:themeColor="text1"/>
+                <w:sz w:val="22"/>
+                <w:szCs w:val="22"/>
+              </w:rPr>
+            </w:pPr>
+            <w:r>
+              <w:rPr>
+                <w:rFonts w:asciiTheme="minorHAnsi" w:hAnsiTheme="minorHAnsi" w:cstheme="minorHAnsi"/>
+                <w:color w:val="000000" w:themeColor="text1"/>
+                <w:sz w:val="22"/>
+                <w:szCs w:val="22"/>
+              </w:rPr>
+              <w:t>{{ plan1 }}</w:t>
+            </w:r>
+          </w:p>
+        </w:tc>
+        <w:tc>
+          <w:tcPr>
+            <w:tcW w:w="2717" w:type="dxa"/>
+            <w:vAlign w:val="center"/>
+          </w:tcPr>
+          <w:p>
+            <w:pPr>
+              <w:pStyle w:val="Default"/>
+              <w:spacing w:line="360" w:lineRule="auto"/>
+              <w:ind w:right="-83"/>
+              <w:jc w:val="center"/>
+              <w:rPr>
+                <w:rFonts w:asciiTheme="minorHAnsi" w:hAnsiTheme="minorHAnsi" w:cstheme="minorHAnsi"/>
+                <w:color w:val="000000" w:themeColor="text1"/>
+                <w:sz w:val="22"/>
+                <w:szCs w:val="22"/>
+              </w:rPr>
+            </w:pPr>
+            <w:r>
+              <w:rPr>
+                <w:rFonts w:asciiTheme="minorHAnsi" w:hAnsiTheme="minorHAnsi" w:cstheme="minorHAnsi"/>
+                <w:color w:val="000000" w:themeColor="text1"/>
+                <w:sz w:val="22"/>
+                <w:szCs w:val="22"/>
+              </w:rPr>
+              <w:t>{{ plan2 }}</w:t>
+            </w:r>
+          </w:p>
+        </w:tc>
+        <w:tc>
+          <w:tcPr>
+            <w:tcW w:w="3139" w:type="dxa"/>
+            <w:gridSpan w:val="2"/>
+            <w:vAlign w:val="center"/>
+          </w:tcPr>
+          <w:p>
+            <w:pPr>
+              <w:pStyle w:val="Default"/>
+              <w:spacing w:line="360" w:lineRule="auto"/>
+              <w:ind w:right="-69"/>
+              <w:jc w:val="center"/>
+              <w:rPr>
+                <w:rFonts w:asciiTheme="minorHAnsi" w:hAnsiTheme="minorHAnsi" w:cstheme="minorHAnsi"/>
+                <w:color w:val="000000" w:themeColor="text1"/>
+                <w:sz w:val="22"/>
+                <w:szCs w:val="22"/>
+              </w:rPr>
+            </w:pPr>
+            <w:r>
+              <w:rPr>
+                <w:rFonts w:asciiTheme="minorHAnsi" w:hAnsiTheme="minorHAnsi" w:cstheme="minorHAnsi"/>
+                <w:color w:val="000000" w:themeColor="text1"/>
+                <w:sz w:val="22"/>
+                <w:szCs w:val="22"/>
+              </w:rPr>
+              <w:t>{{ plan3 }}</w:t>
+            </w:r>
+          </w:p>
+        </w:tc>
       </w:tr>
       <w:tr>
         <w:trPr>
-          <w:trHeight w:val="3119"/>
+          <w:trHeight w:val="3288"/>
         </w:trPr>
         <w:tc>
           <w:tcPr>
             <w:tcW w:w="6145" w:type="dxa"/>
-            <w:gridSpan w:val="2"/>
+            <w:gridSpan w:val="3"/>
             <w:vAlign w:val="center"/>
           </w:tcPr>
           <w:p>
@@ -1349,7 +1025,6 @@
                 <w:szCs w:val="22"/>
               </w:rPr>
             </w:pPr>
-            <w:proofErr w:type="gramStart"/>
             <w:r>
               <w:rPr>
                 <w:rFonts w:asciiTheme="minorHAnsi" w:hAnsiTheme="minorHAnsi" w:cstheme="minorHAnsi"/>
@@ -1357,29 +1032,61 @@
                 <w:sz w:val="22"/>
                 <w:szCs w:val="22"/>
               </w:rPr>
-              <w:t>{{ pisos</w:t>
-            </w:r>
-            <w:proofErr w:type="gramEnd"/>
-            <w:r>
-              <w:rPr>
-                <w:rFonts w:asciiTheme="minorHAnsi" w:hAnsiTheme="minorHAnsi" w:cstheme="minorHAnsi"/>
-                <w:color w:val="000000" w:themeColor="text1"/>
-                <w:sz w:val="22"/>
-                <w:szCs w:val="22"/>
-              </w:rPr>
-              <w:t xml:space="preserve"> }}</w:t>
+              <w:t>{{ pisos }}</w:t>
             </w:r>
           </w:p>
         </w:tc>
       </w:tr>
       <w:tr>
         <w:trPr>
-          <w:trHeight w:val="2952"/>
+          <w:trHeight w:val="227"/>
         </w:trPr>
         <w:tc>
           <w:tcPr>
             <w:tcW w:w="6145" w:type="dxa"/>
-            <w:gridSpan w:val="2"/>
+            <w:gridSpan w:val="3"/>
+            <w:vAlign w:val="center"/>
+          </w:tcPr>
+          <w:p>
+            <w:pPr>
+              <w:pStyle w:val="Default"/>
+              <w:ind w:right="-60"/>
+              <w:rPr>
+                <w:rFonts w:asciiTheme="minorHAnsi" w:hAnsiTheme="minorHAnsi" w:cstheme="minorHAnsi"/>
+                <w:color w:val="000000" w:themeColor="text1"/>
+                <w:sz w:val="20"/>
+                <w:szCs w:val="20"/>
+              </w:rPr>
+            </w:pPr>
+          </w:p>
+        </w:tc>
+        <w:tc>
+          <w:tcPr>
+            <w:tcW w:w="2688" w:type="dxa"/>
+            <w:vAlign w:val="center"/>
+          </w:tcPr>
+          <w:p>
+            <w:pPr>
+              <w:pStyle w:val="Default"/>
+              <w:jc w:val="center"/>
+              <w:rPr>
+                <w:rFonts w:asciiTheme="minorHAnsi" w:hAnsiTheme="minorHAnsi" w:cstheme="minorHAnsi"/>
+                <w:color w:val="000000" w:themeColor="text1"/>
+                <w:sz w:val="20"/>
+                <w:szCs w:val="20"/>
+              </w:rPr>
+            </w:pPr>
+          </w:p>
+        </w:tc>
+      </w:tr>
+      <w:tr>
+        <w:trPr>
+          <w:trHeight w:val="3288"/>
+        </w:trPr>
+        <w:tc>
+          <w:tcPr>
+            <w:tcW w:w="6145" w:type="dxa"/>
+            <w:gridSpan w:val="3"/>
             <w:vAlign w:val="center"/>
           </w:tcPr>
           <w:p>
@@ -1441,7 +1148,6 @@
                 <w:szCs w:val="22"/>
               </w:rPr>
             </w:pPr>
-            <w:proofErr w:type="gramStart"/>
             <w:r>
               <w:rPr>
                 <w:rFonts w:asciiTheme="minorHAnsi" w:hAnsiTheme="minorHAnsi" w:cstheme="minorHAnsi"/>
@@ -1449,28 +1155,7 @@
                 <w:sz w:val="22"/>
                 <w:szCs w:val="22"/>
               </w:rPr>
-              <w:t xml:space="preserve">{{ </w:t>
-            </w:r>
-            <w:proofErr w:type="spellStart"/>
-            <w:r>
-              <w:rPr>
-                <w:rFonts w:asciiTheme="minorHAnsi" w:hAnsiTheme="minorHAnsi" w:cstheme="minorHAnsi"/>
-                <w:color w:val="000000" w:themeColor="text1"/>
-                <w:sz w:val="22"/>
-                <w:szCs w:val="22"/>
-              </w:rPr>
-              <w:t>electrico</w:t>
-            </w:r>
-            <w:proofErr w:type="spellEnd"/>
-            <w:proofErr w:type="gramEnd"/>
-            <w:r>
-              <w:rPr>
-                <w:rFonts w:asciiTheme="minorHAnsi" w:hAnsiTheme="minorHAnsi" w:cstheme="minorHAnsi"/>
-                <w:color w:val="000000" w:themeColor="text1"/>
-                <w:sz w:val="22"/>
-                <w:szCs w:val="22"/>
-              </w:rPr>
-              <w:t xml:space="preserve"> }}</w:t>
+              <w:t>{{ electrico }}</w:t>
             </w:r>
           </w:p>
         </w:tc>
@@ -1478,21 +1163,9 @@
     </w:tbl>
     <w:p>
       <w:pPr>
-        <w:pStyle w:val="Prrafodelista"/>
-        <w:spacing w:line="360" w:lineRule="auto"/>
         <w:rPr>
           <w:rFonts w:cstheme="minorHAnsi"/>
           <w:color w:val="000000" w:themeColor="text1"/>
-        </w:rPr>
-      </w:pPr>
-    </w:p>
-    <w:p>
-      <w:pPr>
-        <w:rPr>
-          <w:rFonts w:cstheme="minorHAnsi"/>
-          <w:color w:val="000000" w:themeColor="text1"/>
-          <w:kern w:val="0"/>
-          <w14:ligatures w14:val="none"/>
         </w:rPr>
       </w:pPr>
       <w:r>
@@ -1505,11 +1178,11 @@
     </w:p>
     <w:p>
       <w:pPr>
-        <w:pStyle w:val="Prrafodelista"/>
-        <w:spacing w:line="360" w:lineRule="auto"/>
         <w:rPr>
           <w:rFonts w:cstheme="minorHAnsi"/>
           <w:color w:val="000000" w:themeColor="text1"/>
+          <w:kern w:val="0"/>
+          <w14:ligatures w14:val="none"/>
         </w:rPr>
       </w:pPr>
     </w:p>
@@ -1533,7 +1206,7 @@
       </w:tblGrid>
       <w:tr>
         <w:trPr>
-          <w:trHeight w:val="3246"/>
+          <w:trHeight w:val="3288"/>
         </w:trPr>
         <w:tc>
           <w:tcPr>
@@ -1545,6 +1218,328 @@
               <w:pStyle w:val="Prrafodelista"/>
               <w:spacing w:line="360" w:lineRule="auto"/>
               <w:ind w:left="0"/>
+              <w:jc w:val="both"/>
+              <w:rPr>
+                <w:rFonts w:cstheme="minorHAnsi"/>
+                <w:color w:val="000000" w:themeColor="text1"/>
+              </w:rPr>
+            </w:pPr>
+            <w:r>
+              <w:t>Los sanitarios se encuentran higiénicos y sanitizados, con medidas acorde a la población usuarios. Evitar el transvase en productos de limpieza y preferentemente utilizar sustancias con las mismas propiedades químicas, pero menos peligrosas para la salud durante su aseo.</w:t>
+            </w:r>
+          </w:p>
+        </w:tc>
+        <w:tc>
+          <w:tcPr>
+            <w:tcW w:w="4414" w:type="dxa"/>
+            <w:vAlign w:val="center"/>
+          </w:tcPr>
+          <w:p>
+            <w:pPr>
+              <w:pStyle w:val="Prrafodelista"/>
+              <w:spacing w:after="0" w:line="360" w:lineRule="auto"/>
+              <w:ind w:left="0"/>
+              <w:jc w:val="center"/>
+              <w:rPr>
+                <w:rFonts w:cstheme="minorHAnsi"/>
+                <w:color w:val="000000" w:themeColor="text1"/>
+              </w:rPr>
+            </w:pPr>
+            <w:r>
+              <w:t>{{ banio }}</w:t>
+            </w:r>
+          </w:p>
+        </w:tc>
+      </w:tr>
+      <w:tr>
+        <w:trPr>
+          <w:trHeight w:val="20"/>
+        </w:trPr>
+        <w:tc>
+          <w:tcPr>
+            <w:tcW w:w="4414" w:type="dxa"/>
+            <w:vAlign w:val="center"/>
+          </w:tcPr>
+          <w:p>
+            <w:pPr>
+              <w:pStyle w:val="Prrafodelista"/>
+              <w:spacing w:line="240" w:lineRule="auto"/>
+              <w:ind w:left="0"/>
+              <w:jc w:val="both"/>
+              <w:rPr>
+                <w:rFonts w:cstheme="minorHAnsi"/>
+                <w:noProof/>
+                <w:color w:val="000000" w:themeColor="text1"/>
+                <w:sz w:val="20"/>
+                <w:szCs w:val="20"/>
+                <w:lang w:eastAsia="es-MX"/>
+              </w:rPr>
+            </w:pPr>
+          </w:p>
+        </w:tc>
+        <w:tc>
+          <w:tcPr>
+            <w:tcW w:w="4414" w:type="dxa"/>
+            <w:vAlign w:val="center"/>
+          </w:tcPr>
+          <w:p>
+            <w:pPr>
+              <w:pStyle w:val="Prrafodelista"/>
+              <w:spacing w:after="0" w:line="240" w:lineRule="auto"/>
+              <w:ind w:left="0"/>
+              <w:jc w:val="center"/>
+              <w:rPr>
+                <w:rFonts w:cstheme="minorHAnsi"/>
+                <w:color w:val="000000" w:themeColor="text1"/>
+                <w:sz w:val="20"/>
+                <w:szCs w:val="20"/>
+              </w:rPr>
+            </w:pPr>
+          </w:p>
+        </w:tc>
+      </w:tr>
+      <w:tr>
+        <w:trPr>
+          <w:trHeight w:val="3288"/>
+        </w:trPr>
+        <w:tc>
+          <w:tcPr>
+            <w:tcW w:w="4414" w:type="dxa"/>
+            <w:vAlign w:val="center"/>
+          </w:tcPr>
+          <w:p>
+            <w:pPr>
+              <w:pStyle w:val="Prrafodelista"/>
+              <w:spacing w:line="360" w:lineRule="auto"/>
+              <w:ind w:left="0"/>
+              <w:jc w:val="both"/>
+              <w:rPr>
+                <w:rFonts w:cstheme="minorHAnsi"/>
+                <w:color w:val="000000" w:themeColor="text1"/>
+              </w:rPr>
+            </w:pPr>
+            <w:r>
+              <w:rPr>
+                <w:rFonts w:cstheme="minorHAnsi"/>
+                <w:color w:val="000000" w:themeColor="text1"/>
+              </w:rPr>
+              <w:t xml:space="preserve">El botiquín cuenta con material de curación (NO DEBE CONTENER MEDICAMENTO DE ACUERDO </w:t>
+            </w:r>
+            <w:r>
+              <w:rPr>
+                <w:rFonts w:cstheme="minorHAnsi"/>
+                <w:color w:val="000000" w:themeColor="text1"/>
+              </w:rPr>
+              <w:t>CON</w:t>
+            </w:r>
+            <w:r>
+              <w:rPr>
+                <w:rFonts w:cstheme="minorHAnsi"/>
+                <w:color w:val="000000" w:themeColor="text1"/>
+              </w:rPr>
+              <w:t xml:space="preserve"> LA NOM-030-STPS-2009 Y NOM-020-STPS-1994) debe contar con bitácora de mantenimiento a cargo de la brigada de Primeros auxilios indicación actual.</w:t>
+            </w:r>
+          </w:p>
+        </w:tc>
+        <w:tc>
+          <w:tcPr>
+            <w:tcW w:w="4414" w:type="dxa"/>
+            <w:vAlign w:val="center"/>
+          </w:tcPr>
+          <w:p>
+            <w:pPr>
+              <w:pStyle w:val="Prrafodelista"/>
+              <w:spacing w:after="0" w:line="360" w:lineRule="auto"/>
+              <w:ind w:left="0"/>
+              <w:jc w:val="center"/>
+              <w:rPr>
+                <w:rFonts w:cstheme="minorHAnsi"/>
+                <w:color w:val="000000" w:themeColor="text1"/>
+              </w:rPr>
+            </w:pPr>
+            <w:r>
+              <w:rPr>
+                <w:rFonts w:cstheme="minorHAnsi"/>
+                <w:color w:val="000000" w:themeColor="text1"/>
+              </w:rPr>
+              <w:t>{{ botiquin }}</w:t>
+            </w:r>
+          </w:p>
+        </w:tc>
+      </w:tr>
+      <w:tr>
+        <w:tc>
+          <w:tcPr>
+            <w:tcW w:w="4414" w:type="dxa"/>
+            <w:vAlign w:val="center"/>
+          </w:tcPr>
+          <w:p>
+            <w:pPr>
+              <w:pStyle w:val="Prrafodelista"/>
+              <w:spacing w:line="240" w:lineRule="auto"/>
+              <w:ind w:left="0"/>
+              <w:jc w:val="both"/>
+              <w:rPr>
+                <w:sz w:val="20"/>
+                <w:szCs w:val="20"/>
+              </w:rPr>
+            </w:pPr>
+          </w:p>
+        </w:tc>
+        <w:tc>
+          <w:tcPr>
+            <w:tcW w:w="4414" w:type="dxa"/>
+            <w:vAlign w:val="center"/>
+          </w:tcPr>
+          <w:p>
+            <w:pPr>
+              <w:pStyle w:val="Prrafodelista"/>
+              <w:spacing w:after="0" w:line="240" w:lineRule="auto"/>
+              <w:ind w:left="0"/>
+              <w:jc w:val="center"/>
+              <w:rPr>
+                <w:rFonts w:cstheme="minorHAnsi"/>
+                <w:color w:val="000000" w:themeColor="text1"/>
+                <w:sz w:val="20"/>
+                <w:szCs w:val="20"/>
+              </w:rPr>
+            </w:pPr>
+          </w:p>
+        </w:tc>
+      </w:tr>
+      <w:tr>
+        <w:trPr>
+          <w:trHeight w:val="3288"/>
+        </w:trPr>
+        <w:tc>
+          <w:tcPr>
+            <w:tcW w:w="4414" w:type="dxa"/>
+            <w:vAlign w:val="center"/>
+          </w:tcPr>
+          <w:p>
+            <w:pPr>
+              <w:pStyle w:val="Prrafodelista"/>
+              <w:spacing w:line="360" w:lineRule="auto"/>
+              <w:ind w:left="0"/>
+              <w:jc w:val="both"/>
+              <w:rPr>
+                <w:rFonts w:cstheme="minorHAnsi"/>
+                <w:color w:val="000000" w:themeColor="text1"/>
+              </w:rPr>
+            </w:pPr>
+            <w:r>
+              <w:rPr>
+                <w:rFonts w:cstheme="minorHAnsi"/>
+                <w:color w:val="000000" w:themeColor="text1"/>
+              </w:rPr>
+              <w:t xml:space="preserve">La señalización, se recomienda colocar a una altura de </w:t>
+            </w:r>
+            <w:smartTag w:uri="urn:schemas-microsoft-com:office:smarttags" w:element="metricconverter">
+              <w:smartTagPr>
+                <w:attr w:name="ProductID" w:val="1.50 metros"/>
+              </w:smartTagPr>
+              <w:r>
+                <w:rPr>
+                  <w:rFonts w:cstheme="minorHAnsi"/>
+                  <w:color w:val="000000" w:themeColor="text1"/>
+                </w:rPr>
+                <w:t>1.50 metros</w:t>
+              </w:r>
+            </w:smartTag>
+            <w:r>
+              <w:rPr>
+                <w:rFonts w:cstheme="minorHAnsi"/>
+                <w:color w:val="000000" w:themeColor="text1"/>
+              </w:rPr>
+              <w:t xml:space="preserve"> de acuerdo con NOM 003 SEGOB 2002 Señales y avisos, cuenta en cantidad y calidad óptima de acuerdo con usos de espacios para un mejor desarrollo del plan de evacuación.</w:t>
+            </w:r>
+          </w:p>
+        </w:tc>
+        <w:tc>
+          <w:tcPr>
+            <w:tcW w:w="4414" w:type="dxa"/>
+            <w:vAlign w:val="center"/>
+          </w:tcPr>
+          <w:p>
+            <w:pPr>
+              <w:pStyle w:val="Prrafodelista"/>
+              <w:spacing w:after="0" w:line="360" w:lineRule="auto"/>
+              <w:ind w:left="0"/>
+              <w:jc w:val="center"/>
+              <w:rPr>
+                <w:rFonts w:cstheme="minorHAnsi"/>
+                <w:color w:val="000000" w:themeColor="text1"/>
+              </w:rPr>
+            </w:pPr>
+            <w:r>
+              <w:rPr>
+                <w:rFonts w:cstheme="minorHAnsi"/>
+                <w:color w:val="000000" w:themeColor="text1"/>
+              </w:rPr>
+              <w:t>{{ ruta2 }}</w:t>
+            </w:r>
+          </w:p>
+        </w:tc>
+      </w:tr>
+    </w:tbl>
+    <w:p>
+      <w:pPr>
+        <w:rPr>
+          <w:rFonts w:cstheme="minorHAnsi"/>
+          <w:color w:val="000000" w:themeColor="text1"/>
+        </w:rPr>
+      </w:pPr>
+      <w:r>
+        <w:rPr>
+          <w:rFonts w:cstheme="minorHAnsi"/>
+          <w:color w:val="000000" w:themeColor="text1"/>
+        </w:rPr>
+        <w:br w:type="page"/>
+      </w:r>
+    </w:p>
+    <w:p>
+      <w:pPr>
+        <w:rPr>
+          <w:rFonts w:cstheme="minorHAnsi"/>
+          <w:color w:val="000000" w:themeColor="text1"/>
+          <w:kern w:val="0"/>
+          <w14:ligatures w14:val="none"/>
+        </w:rPr>
+      </w:pPr>
+    </w:p>
+    <w:tbl>
+      <w:tblPr>
+        <w:tblStyle w:val="Tablaconcuadrcula"/>
+        <w:tblW w:w="0" w:type="auto"/>
+        <w:tblBorders>
+          <w:top w:val="none" w:sz="0" w:space="0" w:color="auto"/>
+          <w:left w:val="none" w:sz="0" w:space="0" w:color="auto"/>
+          <w:bottom w:val="none" w:sz="0" w:space="0" w:color="auto"/>
+          <w:right w:val="none" w:sz="0" w:space="0" w:color="auto"/>
+          <w:insideH w:val="none" w:sz="0" w:space="0" w:color="auto"/>
+          <w:insideV w:val="none" w:sz="0" w:space="0" w:color="auto"/>
+        </w:tblBorders>
+        <w:tblLook w:val="04A0" w:firstRow="1" w:lastRow="0" w:firstColumn="1" w:lastColumn="0" w:noHBand="0" w:noVBand="1"/>
+      </w:tblPr>
+      <w:tblGrid>
+        <w:gridCol w:w="4414"/>
+        <w:gridCol w:w="4414"/>
+      </w:tblGrid>
+      <w:tr>
+        <w:trPr>
+          <w:trHeight w:val="3288"/>
+        </w:trPr>
+        <w:tc>
+          <w:tcPr>
+            <w:tcW w:w="4414" w:type="dxa"/>
+            <w:vAlign w:val="center"/>
+          </w:tcPr>
+          <w:p>
+            <w:pPr>
+              <w:pStyle w:val="Prrafodelista"/>
+              <w:spacing w:after="0" w:line="360" w:lineRule="auto"/>
+              <w:ind w:left="0"/>
+              <w:jc w:val="both"/>
               <w:rPr>
                 <w:rFonts w:cstheme="minorHAnsi"/>
                 <w:color w:val="000000" w:themeColor="text1"/>
@@ -1619,14 +1614,7 @@
                 <w:rFonts w:cstheme="minorHAnsi"/>
                 <w:color w:val="000000" w:themeColor="text1"/>
               </w:rPr>
-              <w:t xml:space="preserve">realizar </w:t>
-            </w:r>
-            <w:r>
-              <w:rPr>
-                <w:rFonts w:cstheme="minorHAnsi"/>
-                <w:color w:val="000000" w:themeColor="text1"/>
-              </w:rPr>
-              <w:t>inspección de manera regular para garantizar su buen funcionamiento</w:t>
+              <w:t>realizar inspección de manera regular para garantizar su buen funcionamiento</w:t>
             </w:r>
             <w:r>
               <w:rPr>
@@ -1645,7 +1633,7 @@
           <w:p>
             <w:pPr>
               <w:pStyle w:val="Prrafodelista"/>
-              <w:spacing w:line="360" w:lineRule="auto"/>
+              <w:spacing w:after="0" w:line="360" w:lineRule="auto"/>
               <w:ind w:left="0"/>
               <w:jc w:val="center"/>
               <w:rPr>
@@ -1653,21 +1641,102 @@
                 <w:color w:val="000000" w:themeColor="text1"/>
               </w:rPr>
             </w:pPr>
-            <w:proofErr w:type="gramStart"/>
             <w:r>
               <w:rPr>
                 <w:rFonts w:cstheme="minorHAnsi"/>
                 <w:color w:val="000000" w:themeColor="text1"/>
               </w:rPr>
-              <w:t>{{ alarma</w:t>
+              <w:t>{{ alarma }}</w:t>
             </w:r>
-            <w:proofErr w:type="gramEnd"/>
-            <w:r>
+          </w:p>
+        </w:tc>
+      </w:tr>
+      <w:tr>
+        <w:trPr>
+          <w:trHeight w:val="20"/>
+        </w:trPr>
+        <w:tc>
+          <w:tcPr>
+            <w:tcW w:w="4414" w:type="dxa"/>
+            <w:vAlign w:val="center"/>
+          </w:tcPr>
+          <w:p>
+            <w:pPr>
+              <w:pStyle w:val="Prrafodelista"/>
+              <w:spacing w:after="0" w:line="240" w:lineRule="auto"/>
+              <w:ind w:left="0"/>
+              <w:jc w:val="both"/>
+              <w:rPr>
+                <w:rFonts w:cstheme="minorHAnsi"/>
+                <w:color w:val="000000" w:themeColor="text1"/>
+                <w:sz w:val="20"/>
+                <w:szCs w:val="20"/>
+              </w:rPr>
+            </w:pPr>
+          </w:p>
+        </w:tc>
+        <w:tc>
+          <w:tcPr>
+            <w:tcW w:w="4414" w:type="dxa"/>
+            <w:vAlign w:val="center"/>
+          </w:tcPr>
+          <w:p>
+            <w:pPr>
+              <w:pStyle w:val="Prrafodelista"/>
+              <w:spacing w:after="0" w:line="240" w:lineRule="auto"/>
+              <w:ind w:left="0"/>
+              <w:jc w:val="center"/>
               <w:rPr>
                 <w:rFonts w:cstheme="minorHAnsi"/>
                 <w:color w:val="000000" w:themeColor="text1"/>
               </w:rPr>
-              <w:t xml:space="preserve"> }}</w:t>
+            </w:pPr>
+          </w:p>
+        </w:tc>
+      </w:tr>
+      <w:tr>
+        <w:trPr>
+          <w:trHeight w:val="3288"/>
+        </w:trPr>
+        <w:tc>
+          <w:tcPr>
+            <w:tcW w:w="4414" w:type="dxa"/>
+            <w:vAlign w:val="center"/>
+          </w:tcPr>
+          <w:p>
+            <w:pPr>
+              <w:pStyle w:val="Prrafodelista"/>
+              <w:spacing w:after="0" w:line="360" w:lineRule="auto"/>
+              <w:ind w:left="0"/>
+              <w:jc w:val="both"/>
+              <w:rPr>
+                <w:rFonts w:cstheme="minorHAnsi"/>
+                <w:color w:val="000000" w:themeColor="text1"/>
+              </w:rPr>
+            </w:pPr>
+            <w:r>
+              <w:t>Cuenta con detectores de humo fotoeléctrico de acuerdo con norma y área de riesgo se encuentran vigentes, se recomienda dar seguimiento al programa de mantenimiento anual.</w:t>
+            </w:r>
+          </w:p>
+        </w:tc>
+        <w:tc>
+          <w:tcPr>
+            <w:tcW w:w="4414" w:type="dxa"/>
+            <w:vAlign w:val="center"/>
+          </w:tcPr>
+          <w:p>
+            <w:pPr>
+              <w:pStyle w:val="Prrafodelista"/>
+              <w:spacing w:after="0" w:line="360" w:lineRule="auto"/>
+              <w:ind w:left="0"/>
+              <w:jc w:val="center"/>
+              <w:rPr>
+                <w:rFonts w:cstheme="minorHAnsi"/>
+                <w:color w:val="000000" w:themeColor="text1"/>
+              </w:rPr>
+            </w:pPr>
+            <w:r>
+              <w:t>{{ dh }}</w:t>
             </w:r>
           </w:p>
         </w:tc>
@@ -1681,12 +1750,50 @@
           <w:p>
             <w:pPr>
               <w:pStyle w:val="Prrafodelista"/>
-              <w:spacing w:line="360" w:lineRule="auto"/>
+              <w:spacing w:after="0" w:line="240" w:lineRule="auto"/>
               <w:ind w:left="0"/>
+              <w:jc w:val="both"/>
               <w:rPr>
-                <w:rFonts w:cstheme="minorHAnsi"/>
-                <w:color w:val="000000" w:themeColor="text1"/>
+                <w:sz w:val="20"/>
+                <w:szCs w:val="20"/>
               </w:rPr>
+            </w:pPr>
+          </w:p>
+        </w:tc>
+        <w:tc>
+          <w:tcPr>
+            <w:tcW w:w="4414" w:type="dxa"/>
+            <w:vAlign w:val="center"/>
+          </w:tcPr>
+          <w:p>
+            <w:pPr>
+              <w:pStyle w:val="Prrafodelista"/>
+              <w:spacing w:after="0" w:line="240" w:lineRule="auto"/>
+              <w:ind w:left="0"/>
+              <w:jc w:val="center"/>
+              <w:rPr>
+                <w:sz w:val="20"/>
+                <w:szCs w:val="20"/>
+              </w:rPr>
+            </w:pPr>
+          </w:p>
+        </w:tc>
+      </w:tr>
+      <w:tr>
+        <w:trPr>
+          <w:trHeight w:val="3288"/>
+        </w:trPr>
+        <w:tc>
+          <w:tcPr>
+            <w:tcW w:w="4414" w:type="dxa"/>
+            <w:vAlign w:val="center"/>
+          </w:tcPr>
+          <w:p>
+            <w:pPr>
+              <w:pStyle w:val="Prrafodelista"/>
+              <w:spacing w:after="0" w:line="360" w:lineRule="auto"/>
+              <w:ind w:left="0"/>
+              <w:jc w:val="both"/>
             </w:pPr>
             <w:r>
               <w:t xml:space="preserve">Cuenta con </w:t>
@@ -1719,86 +1826,7 @@
           <w:p>
             <w:pPr>
               <w:pStyle w:val="Prrafodelista"/>
-              <w:spacing w:line="360" w:lineRule="auto"/>
-              <w:ind w:left="0"/>
-              <w:jc w:val="center"/>
-              <w:rPr>
-                <w:rFonts w:cstheme="minorHAnsi"/>
-                <w:color w:val="000000" w:themeColor="text1"/>
-              </w:rPr>
-            </w:pPr>
-            <w:proofErr w:type="gramStart"/>
-            <w:r>
-              <w:rPr>
-                <w:rFonts w:cstheme="minorHAnsi"/>
-                <w:color w:val="000000" w:themeColor="text1"/>
-              </w:rPr>
-              <w:t>{{ puerta</w:t>
-            </w:r>
-            <w:proofErr w:type="gramEnd"/>
-            <w:r>
-              <w:rPr>
-                <w:rFonts w:cstheme="minorHAnsi"/>
-                <w:color w:val="000000" w:themeColor="text1"/>
-              </w:rPr>
-              <w:t xml:space="preserve"> }}</w:t>
-            </w:r>
-          </w:p>
-        </w:tc>
-      </w:tr>
-      <w:tr>
-        <w:tc>
-          <w:tcPr>
-            <w:tcW w:w="4414" w:type="dxa"/>
-            <w:vAlign w:val="center"/>
-          </w:tcPr>
-          <w:p>
-            <w:pPr>
-              <w:pStyle w:val="Prrafodelista"/>
-              <w:spacing w:line="360" w:lineRule="auto"/>
-              <w:ind w:left="0"/>
-              <w:rPr>
-                <w:rFonts w:cstheme="minorHAnsi"/>
-                <w:color w:val="000000" w:themeColor="text1"/>
-              </w:rPr>
-            </w:pPr>
-            <w:r>
-              <w:rPr>
-                <w:rFonts w:cstheme="minorHAnsi"/>
-                <w:color w:val="000000" w:themeColor="text1"/>
-              </w:rPr>
-              <w:t xml:space="preserve">La señalización, se recomienda colocar a una altura de </w:t>
-            </w:r>
-            <w:smartTag w:uri="urn:schemas-microsoft-com:office:smarttags" w:element="metricconverter">
-              <w:smartTagPr>
-                <w:attr w:name="ProductID" w:val="1.50 metros"/>
-              </w:smartTagPr>
-              <w:r>
-                <w:rPr>
-                  <w:rFonts w:cstheme="minorHAnsi"/>
-                  <w:color w:val="000000" w:themeColor="text1"/>
-                </w:rPr>
-                <w:t>1.50 metros</w:t>
-              </w:r>
-            </w:smartTag>
-            <w:r>
-              <w:rPr>
-                <w:rFonts w:cstheme="minorHAnsi"/>
-                <w:color w:val="000000" w:themeColor="text1"/>
-              </w:rPr>
-              <w:t xml:space="preserve"> de acuerdo con NOM 003 SEGOB 2002 Señales y avisos, cuenta en cantidad y calidad óptima de acuerdo con usos de espacios para un mejor desarrollo del plan de evacuación.</w:t>
-            </w:r>
-          </w:p>
-        </w:tc>
-        <w:tc>
-          <w:tcPr>
-            <w:tcW w:w="4414" w:type="dxa"/>
-            <w:vAlign w:val="center"/>
-          </w:tcPr>
-          <w:p>
-            <w:pPr>
-              <w:pStyle w:val="Prrafodelista"/>
-              <w:spacing w:line="360" w:lineRule="auto"/>
+              <w:spacing w:after="0" w:line="360" w:lineRule="auto"/>
               <w:ind w:left="0"/>
               <w:jc w:val="center"/>
               <w:rPr>
@@ -1811,51 +1839,33 @@
                 <w:rFonts w:cstheme="minorHAnsi"/>
                 <w:color w:val="000000" w:themeColor="text1"/>
               </w:rPr>
-              <w:t>{{ ruta2 }}</w:t>
+              <w:t xml:space="preserve">{{ </w:t>
+            </w:r>
+            <w:r>
+              <w:rPr>
+                <w:rFonts w:cstheme="minorHAnsi"/>
+                <w:color w:val="000000" w:themeColor="text1"/>
+              </w:rPr>
+              <w:t>lampara</w:t>
+            </w:r>
+            <w:r>
+              <w:rPr>
+                <w:rFonts w:cstheme="minorHAnsi"/>
+                <w:color w:val="000000" w:themeColor="text1"/>
+              </w:rPr>
+              <w:t xml:space="preserve"> }}</w:t>
             </w:r>
           </w:p>
         </w:tc>
       </w:tr>
     </w:tbl>
+    <w:p/>
     <w:p>
-      <w:pPr>
-        <w:pStyle w:val="Prrafodelista"/>
-        <w:spacing w:line="360" w:lineRule="auto"/>
-        <w:jc w:val="both"/>
-        <w:rPr>
-          <w:rFonts w:cstheme="minorHAnsi"/>
-          <w:color w:val="000000" w:themeColor="text1"/>
-        </w:rPr>
-      </w:pPr>
-    </w:p>
-    <w:p>
-      <w:pPr>
-        <w:rPr>
-          <w:rFonts w:cstheme="minorHAnsi"/>
-          <w:color w:val="000000" w:themeColor="text1"/>
-          <w:kern w:val="0"/>
-          <w14:ligatures w14:val="none"/>
-        </w:rPr>
-      </w:pPr>
       <w:r>
-        <w:rPr>
-          <w:rFonts w:cstheme="minorHAnsi"/>
-          <w:color w:val="000000" w:themeColor="text1"/>
-        </w:rPr>
         <w:br w:type="page"/>
       </w:r>
     </w:p>
-    <w:p>
-      <w:pPr>
-        <w:pStyle w:val="Prrafodelista"/>
-        <w:spacing w:line="360" w:lineRule="auto"/>
-        <w:jc w:val="both"/>
-        <w:rPr>
-          <w:rFonts w:cstheme="minorHAnsi"/>
-          <w:color w:val="000000" w:themeColor="text1"/>
-        </w:rPr>
-      </w:pPr>
-    </w:p>
+    <w:p/>
     <w:tbl>
       <w:tblPr>
         <w:tblStyle w:val="Tablaconcuadrcula"/>
@@ -1876,7 +1886,7 @@
       </w:tblGrid>
       <w:tr>
         <w:trPr>
-          <w:trHeight w:val="3246"/>
+          <w:trHeight w:val="3288"/>
         </w:trPr>
         <w:tc>
           <w:tcPr>
@@ -1886,8 +1896,9 @@
           <w:p>
             <w:pPr>
               <w:pStyle w:val="Prrafodelista"/>
-              <w:spacing w:line="360" w:lineRule="auto"/>
+              <w:spacing w:after="0" w:line="360" w:lineRule="auto"/>
               <w:ind w:left="0"/>
+              <w:jc w:val="both"/>
               <w:rPr>
                 <w:rFonts w:cstheme="minorHAnsi"/>
                 <w:color w:val="000000" w:themeColor="text1"/>
@@ -1898,21 +1909,23 @@
                 <w:rFonts w:cstheme="minorHAnsi"/>
                 <w:color w:val="000000" w:themeColor="text1"/>
               </w:rPr>
-              <w:t xml:space="preserve">El botiquín cuenta con material de curación (NO DEBE CONTENER MEDICAMENTO DE ACUERDO </w:t>
+              <w:t>Se recomienda que las instalaciones, se mantengan siempre sin llave hasta el cese de actividades diarias, libres de obstáculos.</w:t>
+            </w:r>
+            <w:r>
+              <w:rPr>
+                <w:rFonts w:cstheme="minorHAnsi"/>
+                <w:noProof/>
+                <w:color w:val="000000" w:themeColor="text1"/>
+                <w:lang w:eastAsia="es-MX"/>
+              </w:rPr>
+              <w:t xml:space="preserve">  </w:t>
             </w:r>
             <w:r>
               <w:rPr>
                 <w:rFonts w:cstheme="minorHAnsi"/>
                 <w:color w:val="000000" w:themeColor="text1"/>
               </w:rPr>
-              <w:t>CON</w:t>
-            </w:r>
-            <w:r>
-              <w:rPr>
-                <w:rFonts w:cstheme="minorHAnsi"/>
-                <w:color w:val="000000" w:themeColor="text1"/>
-              </w:rPr>
-              <w:t xml:space="preserve"> LA NOM-030-STPS-2009 Y NOM-020-STPS-1994) debe contar con bitácora de mantenimiento a cargo de la brigada de Primeros auxilios indicación actual.</w:t>
+              <w:t>Revisar la disposición de objetos no empotrados y que puedan volcarse, plafones que presentan humedad, pueden caer o deslizarse en caso de sismo, ubicados en zona de tránsito peatonal, así como la disposición de pesos en su almacenaje.</w:t>
             </w:r>
           </w:p>
         </w:tc>
@@ -1924,7 +1937,7 @@
           <w:p>
             <w:pPr>
               <w:pStyle w:val="Prrafodelista"/>
-              <w:spacing w:line="360" w:lineRule="auto"/>
+              <w:spacing w:after="0" w:line="360" w:lineRule="auto"/>
               <w:ind w:left="0"/>
               <w:jc w:val="center"/>
               <w:rPr>
@@ -1937,23 +1950,105 @@
                 <w:rFonts w:cstheme="minorHAnsi"/>
                 <w:color w:val="000000" w:themeColor="text1"/>
               </w:rPr>
-              <w:t xml:space="preserve">{{ </w:t>
+              <w:t>{{ puerta }}</w:t>
             </w:r>
-            <w:proofErr w:type="spellStart"/>
+          </w:p>
+        </w:tc>
+      </w:tr>
+      <w:tr>
+        <w:trPr>
+          <w:trHeight w:val="20"/>
+        </w:trPr>
+        <w:tc>
+          <w:tcPr>
+            <w:tcW w:w="4414" w:type="dxa"/>
+            <w:vAlign w:val="center"/>
+          </w:tcPr>
+          <w:p>
+            <w:pPr>
+              <w:pStyle w:val="Prrafodelista"/>
+              <w:spacing w:after="0" w:line="240" w:lineRule="auto"/>
+              <w:ind w:left="0"/>
+              <w:jc w:val="both"/>
+              <w:rPr>
+                <w:rFonts w:cstheme="minorHAnsi"/>
+                <w:color w:val="000000" w:themeColor="text1"/>
+                <w:sz w:val="20"/>
+                <w:szCs w:val="20"/>
+              </w:rPr>
+            </w:pPr>
+          </w:p>
+        </w:tc>
+        <w:tc>
+          <w:tcPr>
+            <w:tcW w:w="4414" w:type="dxa"/>
+            <w:vAlign w:val="center"/>
+          </w:tcPr>
+          <w:p>
+            <w:pPr>
+              <w:pStyle w:val="Prrafodelista"/>
+              <w:spacing w:after="0" w:line="240" w:lineRule="auto"/>
+              <w:ind w:left="0"/>
+              <w:jc w:val="center"/>
+              <w:rPr>
+                <w:rFonts w:cstheme="minorHAnsi"/>
+                <w:color w:val="000000" w:themeColor="text1"/>
+              </w:rPr>
+            </w:pPr>
+          </w:p>
+        </w:tc>
+      </w:tr>
+      <w:tr>
+        <w:trPr>
+          <w:trHeight w:val="3288"/>
+        </w:trPr>
+        <w:tc>
+          <w:tcPr>
+            <w:tcW w:w="4414" w:type="dxa"/>
+            <w:vAlign w:val="center"/>
+          </w:tcPr>
+          <w:p>
+            <w:pPr>
+              <w:pStyle w:val="Prrafodelista"/>
+              <w:spacing w:after="0" w:line="360" w:lineRule="auto"/>
+              <w:ind w:left="0"/>
+              <w:jc w:val="both"/>
+              <w:rPr>
+                <w:rFonts w:cstheme="minorHAnsi"/>
+                <w:color w:val="000000" w:themeColor="text1"/>
+              </w:rPr>
+            </w:pPr>
             <w:r>
               <w:rPr>
                 <w:rFonts w:cstheme="minorHAnsi"/>
                 <w:color w:val="000000" w:themeColor="text1"/>
               </w:rPr>
-              <w:t>botiquin</w:t>
+              <w:t>La estantería se encuentra bien empotrada con material colocado de acuerdo con peso, con bordes romos sin riesgo para los usuarios.</w:t>
             </w:r>
-            <w:proofErr w:type="spellEnd"/>
+          </w:p>
+        </w:tc>
+        <w:tc>
+          <w:tcPr>
+            <w:tcW w:w="4414" w:type="dxa"/>
+            <w:vAlign w:val="center"/>
+          </w:tcPr>
+          <w:p>
+            <w:pPr>
+              <w:pStyle w:val="Prrafodelista"/>
+              <w:spacing w:after="0" w:line="360" w:lineRule="auto"/>
+              <w:ind w:left="0"/>
+              <w:jc w:val="center"/>
+              <w:rPr>
+                <w:rFonts w:cstheme="minorHAnsi"/>
+                <w:color w:val="000000" w:themeColor="text1"/>
+              </w:rPr>
+            </w:pPr>
             <w:r>
               <w:rPr>
                 <w:rFonts w:cstheme="minorHAnsi"/>
                 <w:color w:val="000000" w:themeColor="text1"/>
               </w:rPr>
-              <w:t xml:space="preserve"> }}</w:t>
+              <w:t>{{ estantes }}</w:t>
             </w:r>
           </w:p>
         </w:tc>
@@ -1967,90 +2062,12 @@
           <w:p>
             <w:pPr>
               <w:pStyle w:val="Prrafodelista"/>
-              <w:spacing w:line="360" w:lineRule="auto"/>
+              <w:spacing w:after="0" w:line="240" w:lineRule="auto"/>
               <w:ind w:left="0"/>
+              <w:jc w:val="both"/>
               <w:rPr>
-                <w:rFonts w:cstheme="minorHAnsi"/>
-                <w:color w:val="000000" w:themeColor="text1"/>
-              </w:rPr>
-            </w:pPr>
-            <w:r>
-              <w:t>Los sanitarios se encuentran higiénicos y sanitizados, con medidas acorde a la población usuarios. Evitar el transvase en productos de limpieza y preferentemente utilizar sustancias con las mismas propiedades químicas, pero menos peligrosas para la salud durante su aseo.</w:t>
-            </w:r>
-          </w:p>
-        </w:tc>
-        <w:tc>
-          <w:tcPr>
-            <w:tcW w:w="4414" w:type="dxa"/>
-            <w:vAlign w:val="center"/>
-          </w:tcPr>
-          <w:p>
-            <w:pPr>
-              <w:pStyle w:val="Prrafodelista"/>
-              <w:spacing w:line="360" w:lineRule="auto"/>
-              <w:ind w:left="0"/>
-              <w:jc w:val="center"/>
-              <w:rPr>
-                <w:rFonts w:cstheme="minorHAnsi"/>
-                <w:color w:val="000000" w:themeColor="text1"/>
-              </w:rPr>
-            </w:pPr>
-            <w:r>
-              <w:t xml:space="preserve">{{ </w:t>
-            </w:r>
-            <w:proofErr w:type="spellStart"/>
-            <w:r>
-              <w:t>banio</w:t>
-            </w:r>
-            <w:proofErr w:type="spellEnd"/>
-            <w:r>
-              <w:t xml:space="preserve"> }}</w:t>
-            </w:r>
-          </w:p>
-        </w:tc>
-      </w:tr>
-      <w:tr>
-        <w:tc>
-          <w:tcPr>
-            <w:tcW w:w="4414" w:type="dxa"/>
-            <w:vAlign w:val="center"/>
-          </w:tcPr>
-          <w:p>
-            <w:pPr>
-              <w:pStyle w:val="Prrafodelista"/>
-              <w:spacing w:line="360" w:lineRule="auto"/>
-              <w:ind w:left="0"/>
-            </w:pPr>
-            <w:r>
-              <w:t xml:space="preserve">Cuenta con detectores de humo fotoeléctrico de acuerdo con norma y área de riesgo se encuentran vigentes, se </w:t>
-            </w:r>
-            <w:r>
-              <w:t>recomienda</w:t>
-            </w:r>
-            <w:r>
-              <w:t xml:space="preserve"> </w:t>
-            </w:r>
-            <w:r>
-              <w:t>dar seguimiento al</w:t>
-            </w:r>
-            <w:r>
-              <w:t xml:space="preserve"> programa de mantenimiento</w:t>
-            </w:r>
-            <w:r>
-              <w:t xml:space="preserve"> anual</w:t>
-            </w:r>
-            <w:r>
-              <w:t>.</w:t>
-            </w:r>
-          </w:p>
-          <w:p>
-            <w:pPr>
-              <w:pStyle w:val="Prrafodelista"/>
-              <w:spacing w:line="360" w:lineRule="auto"/>
-              <w:ind w:left="0"/>
-              <w:rPr>
-                <w:rFonts w:cstheme="minorHAnsi"/>
-                <w:color w:val="000000" w:themeColor="text1"/>
+                <w:sz w:val="20"/>
+                <w:szCs w:val="20"/>
               </w:rPr>
             </w:pPr>
           </w:p>
@@ -2063,7 +2080,51 @@
           <w:p>
             <w:pPr>
               <w:pStyle w:val="Prrafodelista"/>
-              <w:spacing w:line="360" w:lineRule="auto"/>
+              <w:spacing w:after="0" w:line="240" w:lineRule="auto"/>
+              <w:ind w:left="0"/>
+              <w:jc w:val="center"/>
+              <w:rPr>
+                <w:sz w:val="20"/>
+                <w:szCs w:val="20"/>
+              </w:rPr>
+            </w:pPr>
+          </w:p>
+        </w:tc>
+      </w:tr>
+      <w:tr>
+        <w:trPr>
+          <w:trHeight w:val="3288"/>
+        </w:trPr>
+        <w:tc>
+          <w:tcPr>
+            <w:tcW w:w="4414" w:type="dxa"/>
+            <w:vAlign w:val="center"/>
+          </w:tcPr>
+          <w:p>
+            <w:pPr>
+              <w:pStyle w:val="Prrafodelista"/>
+              <w:spacing w:after="0" w:line="360" w:lineRule="auto"/>
+              <w:ind w:left="0"/>
+              <w:jc w:val="both"/>
+            </w:pPr>
+            <w:r>
+              <w:rPr>
+                <w:rFonts w:cstheme="minorHAnsi"/>
+                <w:color w:val="000000" w:themeColor="text1"/>
+              </w:rPr>
+              <w:t>El site se encuentra restringido en su acceso, limpio de almacenaje de combustibles sólidos y otros, con detector de humo vigente, toda la instalación eléctrica bajo resguardo tubo conduit, señalizado en sus tableros de control, con sistema de ventilación adecuado.</w:t>
+            </w:r>
+          </w:p>
+        </w:tc>
+        <w:tc>
+          <w:tcPr>
+            <w:tcW w:w="4414" w:type="dxa"/>
+            <w:vAlign w:val="center"/>
+          </w:tcPr>
+          <w:p>
+            <w:pPr>
+              <w:pStyle w:val="Prrafodelista"/>
+              <w:spacing w:after="0" w:line="360" w:lineRule="auto"/>
               <w:ind w:left="0"/>
               <w:jc w:val="center"/>
               <w:rPr>
@@ -2071,55 +2132,24 @@
                 <w:color w:val="000000" w:themeColor="text1"/>
               </w:rPr>
             </w:pPr>
-            <w:proofErr w:type="gramStart"/>
             <w:r>
-              <w:t xml:space="preserve">{{ </w:t>
-            </w:r>
-            <w:proofErr w:type="spellStart"/>
-            <w:r>
-              <w:t>dh</w:t>
-            </w:r>
-            <w:proofErr w:type="spellEnd"/>
-            <w:proofErr w:type="gramEnd"/>
-            <w:r>
-              <w:t xml:space="preserve"> }}</w:t>
+              <w:rPr>
+                <w:rFonts w:cstheme="minorHAnsi"/>
+                <w:color w:val="000000" w:themeColor="text1"/>
+              </w:rPr>
+              <w:t>{{ site }}</w:t>
             </w:r>
           </w:p>
         </w:tc>
       </w:tr>
     </w:tbl>
-    <w:p>
-      <w:pPr>
-        <w:pStyle w:val="Prrafodelista"/>
-        <w:spacing w:after="0" w:line="360" w:lineRule="auto"/>
-        <w:jc w:val="both"/>
-        <w:rPr>
-          <w:rFonts w:cstheme="minorHAnsi"/>
-          <w:color w:val="000000" w:themeColor="text1"/>
-        </w:rPr>
-      </w:pPr>
-    </w:p>
-    <w:p>
-      <w:pPr>
-        <w:spacing w:after="0" w:line="360" w:lineRule="auto"/>
-        <w:jc w:val="both"/>
-        <w:rPr>
-          <w:rFonts w:cstheme="minorHAnsi"/>
-          <w:color w:val="000000" w:themeColor="text1"/>
-        </w:rPr>
-      </w:pPr>
-    </w:p>
     <w:p/>
     <w:p/>
     <w:p>
       <w:pPr>
         <w:sectPr>
-          <w:headerReference w:type="even" r:id="rId9"/>
-          <w:headerReference w:type="default" r:id="rId10"/>
-          <w:footerReference w:type="even" r:id="rId11"/>
-          <w:footerReference w:type="default" r:id="rId12"/>
-          <w:headerReference w:type="first" r:id="rId13"/>
-          <w:footerReference w:type="first" r:id="rId14"/>
+          <w:headerReference w:type="default" r:id="rId7"/>
+          <w:footerReference w:type="default" r:id="rId8"/>
           <w:pgSz w:w="12240" w:h="15840" w:code="1"/>
           <w:pgMar w:top="1417" w:right="1701" w:bottom="1417" w:left="1701" w:header="426" w:footer="535" w:gutter="0"/>
           <w:cols w:space="708"/>
@@ -2133,8 +2163,8 @@
       </w:pPr>
     </w:p>
     <w:sectPr>
-      <w:headerReference w:type="default" r:id="rId15"/>
-      <w:footerReference w:type="default" r:id="rId16"/>
+      <w:headerReference w:type="default" r:id="rId9"/>
+      <w:footerReference w:type="default" r:id="rId10"/>
       <w:type w:val="continuous"/>
       <w:pgSz w:w="12240" w:h="15840" w:code="1"/>
       <w:pgMar w:top="1417" w:right="1701" w:bottom="1417" w:left="1701" w:header="426" w:footer="920" w:gutter="0"/>
@@ -2173,16 +2203,6 @@
 </file>
 
 <file path=word/footer1.xml><?xml version="1.0" encoding="utf-8"?>
-<w:ftr xmlns:wpc="http://schemas.microsoft.com/office/word/2010/wordprocessingCanvas" xmlns:cx="http://schemas.microsoft.com/office/drawing/2014/chartex" xmlns:cx1="http://schemas.microsoft.com/office/drawing/2015/9/8/chartex" xmlns:cx2="http://schemas.microsoft.com/office/drawing/2015/10/21/chartex" xmlns:cx3="http://schemas.microsoft.com/office/drawing/2016/5/9/chartex" xmlns:cx4="http://schemas.microsoft.com/office/drawing/2016/5/10/chartex" xmlns:cx5="http://schemas.microsoft.com/office/drawing/2016/5/11/chartex" xmlns:cx6="http://schemas.microsoft.com/office/drawing/2016/5/12/chartex" xmlns:cx7="http://schemas.microsoft.com/office/drawing/2016/5/13/chartex" xmlns:cx8="http://schemas.microsoft.com/office/drawing/2016/5/14/chartex" xmlns:mc="http://schemas.openxmlformats.org/markup-compatibility/2006" xmlns:aink="http://schemas.microsoft.com/office/drawing/2016/ink" xmlns:am3d="http://schemas.microsoft.com/office/drawing/2017/model3d" xmlns:o="urn:schemas-microsoft-com:office:office" xmlns:oel="http://schemas.microsoft.com/office/2019/extlst" xmlns:r="http://schemas.openxmlformats.org/officeDocument/2006/relationships" xmlns:m="http://schemas.openxmlformats.org/officeDocument/2006/math" xmlns:v="urn:schemas-microsoft-com:vml" xmlns:wp14="http://schemas.microsoft.com/office/word/2010/wordprocessingDrawing" xmlns:wp="http://schemas.openxmlformats.org/drawingml/2006/wordprocessingDrawing" xmlns:w10="urn:schemas-microsoft-com:office:word" xmlns:w="http://schemas.openxmlformats.org/wordprocessingml/2006/main" xmlns:w14="http://schemas.microsoft.com/office/word/2010/wordml" xmlns:w15="http://schemas.microsoft.com/office/word/2012/wordml" xmlns:w16cex="http://schemas.microsoft.com/office/word/2018/wordml/cex" xmlns:w16cid="http://schemas.microsoft.com/office/word/2016/wordml/cid" xmlns:w16="http://schemas.microsoft.com/office/word/2018/wordml" xmlns:w16du="http://schemas.microsoft.com/office/word/2023/wordml/word16du" xmlns:w16sdtdh="http://schemas.microsoft.com/office/word/2020/wordml/sdtdatahash" xmlns:w16sdtfl="http://schemas.microsoft.com/office/word/2024/wordml/sdtformatlock" xmlns:w16se="http://schemas.microsoft.com/office/word/2015/wordml/symex" xmlns:wpg="http://schemas.microsoft.com/office/word/2010/wordprocessingGroup" xmlns:wpi="http://schemas.microsoft.com/office/word/2010/wordprocessingInk" xmlns:wne="http://schemas.microsoft.com/office/word/2006/wordml" xmlns:wps="http://schemas.microsoft.com/office/word/2010/wordprocessingShape" mc:Ignorable="w14 w15 w16se w16cid w16 w16cex w16sdtdh w16sdtfl w16du wp14">
-  <w:p>
-    <w:pPr>
-      <w:pStyle w:val="Piedepgina"/>
-    </w:pPr>
-  </w:p>
-</w:ftr>
-</file>
-
-<file path=word/footer2.xml><?xml version="1.0" encoding="utf-8"?>
 <w:ftr xmlns:wpc="http://schemas.microsoft.com/office/word/2010/wordprocessingCanvas" xmlns:cx="http://schemas.microsoft.com/office/drawing/2014/chartex" xmlns:cx1="http://schemas.microsoft.com/office/drawing/2015/9/8/chartex" xmlns:cx2="http://schemas.microsoft.com/office/drawing/2015/10/21/chartex" xmlns:cx3="http://schemas.microsoft.com/office/drawing/2016/5/9/chartex" xmlns:cx4="http://schemas.microsoft.com/office/drawing/2016/5/10/chartex" xmlns:cx5="http://schemas.microsoft.com/office/drawing/2016/5/11/chartex" xmlns:cx6="http://schemas.microsoft.com/office/drawing/2016/5/12/chartex" xmlns:cx7="http://schemas.microsoft.com/office/drawing/2016/5/13/chartex" xmlns:cx8="http://schemas.microsoft.com/office/drawing/2016/5/14/chartex" xmlns:mc="http://schemas.openxmlformats.org/markup-compatibility/2006" xmlns:aink="http://schemas.microsoft.com/office/drawing/2016/ink" xmlns:am3d="http://schemas.microsoft.com/office/drawing/2017/model3d" xmlns:o="urn:schemas-microsoft-com:office:office" xmlns:oel="http://schemas.microsoft.com/office/2019/extlst" xmlns:r="http://schemas.openxmlformats.org/officeDocument/2006/relationships" xmlns:m="http://schemas.openxmlformats.org/officeDocument/2006/math" xmlns:v="urn:schemas-microsoft-com:vml" xmlns:wp14="http://schemas.microsoft.com/office/word/2010/wordprocessingDrawing" xmlns:wp="http://schemas.openxmlformats.org/drawingml/2006/wordprocessingDrawing" xmlns:w10="urn:schemas-microsoft-com:office:word" xmlns:w="http://schemas.openxmlformats.org/wordprocessingml/2006/main" xmlns:w14="http://schemas.microsoft.com/office/word/2010/wordml" xmlns:w15="http://schemas.microsoft.com/office/word/2012/wordml" xmlns:w16cex="http://schemas.microsoft.com/office/word/2018/wordml/cex" xmlns:w16cid="http://schemas.microsoft.com/office/word/2016/wordml/cid" xmlns:w16="http://schemas.microsoft.com/office/word/2018/wordml" xmlns:w16du="http://schemas.microsoft.com/office/word/2023/wordml/word16du" xmlns:w16sdtdh="http://schemas.microsoft.com/office/word/2020/wordml/sdtdatahash" xmlns:w16sdtfl="http://schemas.microsoft.com/office/word/2024/wordml/sdtformatlock" xmlns:w16se="http://schemas.microsoft.com/office/word/2015/wordml/symex" xmlns:wpg="http://schemas.microsoft.com/office/word/2010/wordprocessingGroup" xmlns:wpi="http://schemas.microsoft.com/office/word/2010/wordprocessingInk" xmlns:wne="http://schemas.microsoft.com/office/word/2006/wordml" xmlns:wps="http://schemas.microsoft.com/office/word/2010/wordprocessingShape" mc:Ignorable="w14 w15 w16se w16cid w16 w16cex w16sdtdh w16sdtfl w16du wp14">
   <w:p>
     <w:pPr>
@@ -2430,17 +2450,7 @@
 </w:ftr>
 </file>
 
-<file path=word/footer3.xml><?xml version="1.0" encoding="utf-8"?>
-<w:ftr xmlns:wpc="http://schemas.microsoft.com/office/word/2010/wordprocessingCanvas" xmlns:cx="http://schemas.microsoft.com/office/drawing/2014/chartex" xmlns:cx1="http://schemas.microsoft.com/office/drawing/2015/9/8/chartex" xmlns:cx2="http://schemas.microsoft.com/office/drawing/2015/10/21/chartex" xmlns:cx3="http://schemas.microsoft.com/office/drawing/2016/5/9/chartex" xmlns:cx4="http://schemas.microsoft.com/office/drawing/2016/5/10/chartex" xmlns:cx5="http://schemas.microsoft.com/office/drawing/2016/5/11/chartex" xmlns:cx6="http://schemas.microsoft.com/office/drawing/2016/5/12/chartex" xmlns:cx7="http://schemas.microsoft.com/office/drawing/2016/5/13/chartex" xmlns:cx8="http://schemas.microsoft.com/office/drawing/2016/5/14/chartex" xmlns:mc="http://schemas.openxmlformats.org/markup-compatibility/2006" xmlns:aink="http://schemas.microsoft.com/office/drawing/2016/ink" xmlns:am3d="http://schemas.microsoft.com/office/drawing/2017/model3d" xmlns:o="urn:schemas-microsoft-com:office:office" xmlns:oel="http://schemas.microsoft.com/office/2019/extlst" xmlns:r="http://schemas.openxmlformats.org/officeDocument/2006/relationships" xmlns:m="http://schemas.openxmlformats.org/officeDocument/2006/math" xmlns:v="urn:schemas-microsoft-com:vml" xmlns:wp14="http://schemas.microsoft.com/office/word/2010/wordprocessingDrawing" xmlns:wp="http://schemas.openxmlformats.org/drawingml/2006/wordprocessingDrawing" xmlns:w10="urn:schemas-microsoft-com:office:word" xmlns:w="http://schemas.openxmlformats.org/wordprocessingml/2006/main" xmlns:w14="http://schemas.microsoft.com/office/word/2010/wordml" xmlns:w15="http://schemas.microsoft.com/office/word/2012/wordml" xmlns:w16cex="http://schemas.microsoft.com/office/word/2018/wordml/cex" xmlns:w16cid="http://schemas.microsoft.com/office/word/2016/wordml/cid" xmlns:w16="http://schemas.microsoft.com/office/word/2018/wordml" xmlns:w16du="http://schemas.microsoft.com/office/word/2023/wordml/word16du" xmlns:w16sdtdh="http://schemas.microsoft.com/office/word/2020/wordml/sdtdatahash" xmlns:w16sdtfl="http://schemas.microsoft.com/office/word/2024/wordml/sdtformatlock" xmlns:w16se="http://schemas.microsoft.com/office/word/2015/wordml/symex" xmlns:wpg="http://schemas.microsoft.com/office/word/2010/wordprocessingGroup" xmlns:wpi="http://schemas.microsoft.com/office/word/2010/wordprocessingInk" xmlns:wne="http://schemas.microsoft.com/office/word/2006/wordml" xmlns:wps="http://schemas.microsoft.com/office/word/2010/wordprocessingShape" mc:Ignorable="w14 w15 w16se w16cid w16 w16cex w16sdtdh w16sdtfl w16du wp14">
-  <w:p>
-    <w:pPr>
-      <w:pStyle w:val="Piedepgina"/>
-    </w:pPr>
-  </w:p>
-</w:ftr>
-</file>
-
-<file path=word/footer4.xml><?xml version="1.0" encoding="utf-8"?>
+<file path=word/footer2.xml><?xml version="1.0" encoding="utf-8"?>
 <w:ftr xmlns:wpc="http://schemas.microsoft.com/office/word/2010/wordprocessingCanvas" xmlns:cx="http://schemas.microsoft.com/office/drawing/2014/chartex" xmlns:cx1="http://schemas.microsoft.com/office/drawing/2015/9/8/chartex" xmlns:cx2="http://schemas.microsoft.com/office/drawing/2015/10/21/chartex" xmlns:cx3="http://schemas.microsoft.com/office/drawing/2016/5/9/chartex" xmlns:cx4="http://schemas.microsoft.com/office/drawing/2016/5/10/chartex" xmlns:cx5="http://schemas.microsoft.com/office/drawing/2016/5/11/chartex" xmlns:cx6="http://schemas.microsoft.com/office/drawing/2016/5/12/chartex" xmlns:cx7="http://schemas.microsoft.com/office/drawing/2016/5/13/chartex" xmlns:cx8="http://schemas.microsoft.com/office/drawing/2016/5/14/chartex" xmlns:mc="http://schemas.openxmlformats.org/markup-compatibility/2006" xmlns:aink="http://schemas.microsoft.com/office/drawing/2016/ink" xmlns:am3d="http://schemas.microsoft.com/office/drawing/2017/model3d" xmlns:o="urn:schemas-microsoft-com:office:office" xmlns:oel="http://schemas.microsoft.com/office/2019/extlst" xmlns:r="http://schemas.openxmlformats.org/officeDocument/2006/relationships" xmlns:m="http://schemas.openxmlformats.org/officeDocument/2006/math" xmlns:v="urn:schemas-microsoft-com:vml" xmlns:wp14="http://schemas.microsoft.com/office/word/2010/wordprocessingDrawing" xmlns:wp="http://schemas.openxmlformats.org/drawingml/2006/wordprocessingDrawing" xmlns:w10="urn:schemas-microsoft-com:office:word" xmlns:w="http://schemas.openxmlformats.org/wordprocessingml/2006/main" xmlns:w14="http://schemas.microsoft.com/office/word/2010/wordml" xmlns:w15="http://schemas.microsoft.com/office/word/2012/wordml" xmlns:w16cex="http://schemas.microsoft.com/office/word/2018/wordml/cex" xmlns:w16cid="http://schemas.microsoft.com/office/word/2016/wordml/cid" xmlns:w16="http://schemas.microsoft.com/office/word/2018/wordml" xmlns:w16du="http://schemas.microsoft.com/office/word/2023/wordml/word16du" xmlns:w16sdtdh="http://schemas.microsoft.com/office/word/2020/wordml/sdtdatahash" xmlns:w16sdtfl="http://schemas.microsoft.com/office/word/2024/wordml/sdtformatlock" xmlns:w16se="http://schemas.microsoft.com/office/word/2015/wordml/symex" xmlns:wpg="http://schemas.microsoft.com/office/word/2010/wordprocessingGroup" xmlns:wpi="http://schemas.microsoft.com/office/word/2010/wordprocessingInk" xmlns:wne="http://schemas.microsoft.com/office/word/2006/wordml" xmlns:wps="http://schemas.microsoft.com/office/word/2010/wordprocessingShape" mc:Ignorable="w14 w15 w16se w16cid w16 w16cex w16sdtdh w16sdtfl w16du wp14">
   <w:p>
     <w:pPr>
@@ -2888,16 +2898,6 @@
 
 <file path=word/header1.xml><?xml version="1.0" encoding="utf-8"?>
 <w:hdr xmlns:wpc="http://schemas.microsoft.com/office/word/2010/wordprocessingCanvas" xmlns:cx="http://schemas.microsoft.com/office/drawing/2014/chartex" xmlns:cx1="http://schemas.microsoft.com/office/drawing/2015/9/8/chartex" xmlns:cx2="http://schemas.microsoft.com/office/drawing/2015/10/21/chartex" xmlns:cx3="http://schemas.microsoft.com/office/drawing/2016/5/9/chartex" xmlns:cx4="http://schemas.microsoft.com/office/drawing/2016/5/10/chartex" xmlns:cx5="http://schemas.microsoft.com/office/drawing/2016/5/11/chartex" xmlns:cx6="http://schemas.microsoft.com/office/drawing/2016/5/12/chartex" xmlns:cx7="http://schemas.microsoft.com/office/drawing/2016/5/13/chartex" xmlns:cx8="http://schemas.microsoft.com/office/drawing/2016/5/14/chartex" xmlns:mc="http://schemas.openxmlformats.org/markup-compatibility/2006" xmlns:aink="http://schemas.microsoft.com/office/drawing/2016/ink" xmlns:am3d="http://schemas.microsoft.com/office/drawing/2017/model3d" xmlns:o="urn:schemas-microsoft-com:office:office" xmlns:oel="http://schemas.microsoft.com/office/2019/extlst" xmlns:r="http://schemas.openxmlformats.org/officeDocument/2006/relationships" xmlns:m="http://schemas.openxmlformats.org/officeDocument/2006/math" xmlns:v="urn:schemas-microsoft-com:vml" xmlns:wp14="http://schemas.microsoft.com/office/word/2010/wordprocessingDrawing" xmlns:wp="http://schemas.openxmlformats.org/drawingml/2006/wordprocessingDrawing" xmlns:w10="urn:schemas-microsoft-com:office:word" xmlns:w="http://schemas.openxmlformats.org/wordprocessingml/2006/main" xmlns:w14="http://schemas.microsoft.com/office/word/2010/wordml" xmlns:w15="http://schemas.microsoft.com/office/word/2012/wordml" xmlns:w16cex="http://schemas.microsoft.com/office/word/2018/wordml/cex" xmlns:w16cid="http://schemas.microsoft.com/office/word/2016/wordml/cid" xmlns:w16="http://schemas.microsoft.com/office/word/2018/wordml" xmlns:w16du="http://schemas.microsoft.com/office/word/2023/wordml/word16du" xmlns:w16sdtdh="http://schemas.microsoft.com/office/word/2020/wordml/sdtdatahash" xmlns:w16sdtfl="http://schemas.microsoft.com/office/word/2024/wordml/sdtformatlock" xmlns:w16se="http://schemas.microsoft.com/office/word/2015/wordml/symex" xmlns:wpg="http://schemas.microsoft.com/office/word/2010/wordprocessingGroup" xmlns:wpi="http://schemas.microsoft.com/office/word/2010/wordprocessingInk" xmlns:wne="http://schemas.microsoft.com/office/word/2006/wordml" xmlns:wps="http://schemas.microsoft.com/office/word/2010/wordprocessingShape" mc:Ignorable="w14 w15 w16se w16cid w16 w16cex w16sdtdh w16sdtfl w16du wp14">
-  <w:p>
-    <w:pPr>
-      <w:pStyle w:val="Encabezado"/>
-    </w:pPr>
-  </w:p>
-</w:hdr>
-</file>
-
-<file path=word/header2.xml><?xml version="1.0" encoding="utf-8"?>
-<w:hdr xmlns:wpc="http://schemas.microsoft.com/office/word/2010/wordprocessingCanvas" xmlns:cx="http://schemas.microsoft.com/office/drawing/2014/chartex" xmlns:cx1="http://schemas.microsoft.com/office/drawing/2015/9/8/chartex" xmlns:cx2="http://schemas.microsoft.com/office/drawing/2015/10/21/chartex" xmlns:cx3="http://schemas.microsoft.com/office/drawing/2016/5/9/chartex" xmlns:cx4="http://schemas.microsoft.com/office/drawing/2016/5/10/chartex" xmlns:cx5="http://schemas.microsoft.com/office/drawing/2016/5/11/chartex" xmlns:cx6="http://schemas.microsoft.com/office/drawing/2016/5/12/chartex" xmlns:cx7="http://schemas.microsoft.com/office/drawing/2016/5/13/chartex" xmlns:cx8="http://schemas.microsoft.com/office/drawing/2016/5/14/chartex" xmlns:mc="http://schemas.openxmlformats.org/markup-compatibility/2006" xmlns:aink="http://schemas.microsoft.com/office/drawing/2016/ink" xmlns:am3d="http://schemas.microsoft.com/office/drawing/2017/model3d" xmlns:o="urn:schemas-microsoft-com:office:office" xmlns:oel="http://schemas.microsoft.com/office/2019/extlst" xmlns:r="http://schemas.openxmlformats.org/officeDocument/2006/relationships" xmlns:m="http://schemas.openxmlformats.org/officeDocument/2006/math" xmlns:v="urn:schemas-microsoft-com:vml" xmlns:wp14="http://schemas.microsoft.com/office/word/2010/wordprocessingDrawing" xmlns:wp="http://schemas.openxmlformats.org/drawingml/2006/wordprocessingDrawing" xmlns:w10="urn:schemas-microsoft-com:office:word" xmlns:w="http://schemas.openxmlformats.org/wordprocessingml/2006/main" xmlns:w14="http://schemas.microsoft.com/office/word/2010/wordml" xmlns:w15="http://schemas.microsoft.com/office/word/2012/wordml" xmlns:w16cex="http://schemas.microsoft.com/office/word/2018/wordml/cex" xmlns:w16cid="http://schemas.microsoft.com/office/word/2016/wordml/cid" xmlns:w16="http://schemas.microsoft.com/office/word/2018/wordml" xmlns:w16du="http://schemas.microsoft.com/office/word/2023/wordml/word16du" xmlns:w16sdtdh="http://schemas.microsoft.com/office/word/2020/wordml/sdtdatahash" xmlns:w16sdtfl="http://schemas.microsoft.com/office/word/2024/wordml/sdtformatlock" xmlns:w16se="http://schemas.microsoft.com/office/word/2015/wordml/symex" xmlns:wpg="http://schemas.microsoft.com/office/word/2010/wordprocessingGroup" xmlns:wpi="http://schemas.microsoft.com/office/word/2010/wordprocessingInk" xmlns:wne="http://schemas.microsoft.com/office/word/2006/wordml" xmlns:wps="http://schemas.microsoft.com/office/word/2010/wordprocessingShape" mc:Ignorable="w14 w15 w16se w16cid w16 w16cex w16sdtdh w16sdtfl w16du wp14">
   <w:tbl>
     <w:tblPr>
       <w:tblStyle w:val="Tablaconcuadrcula"/>
@@ -2934,68 +2934,6 @@
               <w:noProof/>
             </w:rPr>
           </w:pPr>
-          <w:r>
-            <w:rPr>
-              <w:noProof/>
-            </w:rPr>
-            <w:drawing>
-              <wp:anchor distT="0" distB="0" distL="114300" distR="114300" simplePos="0" relativeHeight="251664384" behindDoc="0" locked="0" layoutInCell="1" allowOverlap="1" wp14:anchorId="5FDE1D2B" wp14:editId="560CC1C7">
-                <wp:simplePos x="0" y="0"/>
-                <wp:positionH relativeFrom="column">
-                  <wp:posOffset>3010535</wp:posOffset>
-                </wp:positionH>
-                <wp:positionV relativeFrom="paragraph">
-                  <wp:posOffset>59479</wp:posOffset>
-                </wp:positionV>
-                <wp:extent cx="2519680" cy="398145"/>
-                <wp:effectExtent l="0" t="0" r="0" b="1905"/>
-                <wp:wrapNone/>
-                <wp:docPr id="764075312" name="Imagen 92" descr="Icono&#10;&#10;Descripción generada automáticamente"/>
-                <wp:cNvGraphicFramePr>
-                  <a:graphicFrameLocks xmlns:a="http://schemas.openxmlformats.org/drawingml/2006/main" noChangeAspect="1"/>
-                </wp:cNvGraphicFramePr>
-                <a:graphic xmlns:a="http://schemas.openxmlformats.org/drawingml/2006/main">
-                  <a:graphicData uri="http://schemas.openxmlformats.org/drawingml/2006/picture">
-                    <pic:pic xmlns:pic="http://schemas.openxmlformats.org/drawingml/2006/picture">
-                      <pic:nvPicPr>
-                        <pic:cNvPr id="764075312" name="Imagen 92" descr="Icono&#10;&#10;Descripción generada automáticamente"/>
-                        <pic:cNvPicPr>
-                          <a:picLocks noChangeAspect="1"/>
-                        </pic:cNvPicPr>
-                      </pic:nvPicPr>
-                      <pic:blipFill>
-                        <a:blip r:embed="rId1">
-                          <a:extLst>
-                            <a:ext uri="{28A0092B-C50C-407E-A947-70E740481C1C}">
-                              <a14:useLocalDpi xmlns:a14="http://schemas.microsoft.com/office/drawing/2010/main" val="0"/>
-                            </a:ext>
-                          </a:extLst>
-                        </a:blip>
-                        <a:stretch>
-                          <a:fillRect/>
-                        </a:stretch>
-                      </pic:blipFill>
-                      <pic:spPr>
-                        <a:xfrm>
-                          <a:off x="0" y="0"/>
-                          <a:ext cx="2519680" cy="398145"/>
-                        </a:xfrm>
-                        <a:prstGeom prst="rect">
-                          <a:avLst/>
-                        </a:prstGeom>
-                      </pic:spPr>
-                    </pic:pic>
-                  </a:graphicData>
-                </a:graphic>
-                <wp14:sizeRelH relativeFrom="margin">
-                  <wp14:pctWidth>0</wp14:pctWidth>
-                </wp14:sizeRelH>
-                <wp14:sizeRelV relativeFrom="margin">
-                  <wp14:pctHeight>0</wp14:pctHeight>
-                </wp14:sizeRelV>
-              </wp:anchor>
-            </w:drawing>
-          </w:r>
           <w:r>
             <w:rPr>
               <w:b/>
@@ -3076,6 +3014,68 @@
               <w:noProof/>
             </w:rPr>
           </w:pPr>
+          <w:r>
+            <w:rPr>
+              <w:noProof/>
+            </w:rPr>
+            <w:drawing>
+              <wp:anchor distT="0" distB="0" distL="114300" distR="114300" simplePos="0" relativeHeight="251664384" behindDoc="0" locked="0" layoutInCell="1" allowOverlap="1" wp14:anchorId="5FDE1D2B" wp14:editId="02F211B6">
+                <wp:simplePos x="0" y="0"/>
+                <wp:positionH relativeFrom="column">
+                  <wp:posOffset>-1036320</wp:posOffset>
+                </wp:positionH>
+                <wp:positionV relativeFrom="paragraph">
+                  <wp:posOffset>-65405</wp:posOffset>
+                </wp:positionV>
+                <wp:extent cx="2339975" cy="369570"/>
+                <wp:effectExtent l="0" t="0" r="3175" b="0"/>
+                <wp:wrapNone/>
+                <wp:docPr id="764075312" name="Imagen 92" descr="Icono&#10;&#10;Descripción generada automáticamente"/>
+                <wp:cNvGraphicFramePr>
+                  <a:graphicFrameLocks xmlns:a="http://schemas.openxmlformats.org/drawingml/2006/main" noChangeAspect="1"/>
+                </wp:cNvGraphicFramePr>
+                <a:graphic xmlns:a="http://schemas.openxmlformats.org/drawingml/2006/main">
+                  <a:graphicData uri="http://schemas.openxmlformats.org/drawingml/2006/picture">
+                    <pic:pic xmlns:pic="http://schemas.openxmlformats.org/drawingml/2006/picture">
+                      <pic:nvPicPr>
+                        <pic:cNvPr id="764075312" name="Imagen 92" descr="Icono&#10;&#10;Descripción generada automáticamente"/>
+                        <pic:cNvPicPr>
+                          <a:picLocks noChangeAspect="1"/>
+                        </pic:cNvPicPr>
+                      </pic:nvPicPr>
+                      <pic:blipFill>
+                        <a:blip r:embed="rId1">
+                          <a:extLst>
+                            <a:ext uri="{28A0092B-C50C-407E-A947-70E740481C1C}">
+                              <a14:useLocalDpi xmlns:a14="http://schemas.microsoft.com/office/drawing/2010/main" val="0"/>
+                            </a:ext>
+                          </a:extLst>
+                        </a:blip>
+                        <a:stretch>
+                          <a:fillRect/>
+                        </a:stretch>
+                      </pic:blipFill>
+                      <pic:spPr>
+                        <a:xfrm>
+                          <a:off x="0" y="0"/>
+                          <a:ext cx="2339975" cy="369570"/>
+                        </a:xfrm>
+                        <a:prstGeom prst="rect">
+                          <a:avLst/>
+                        </a:prstGeom>
+                      </pic:spPr>
+                    </pic:pic>
+                  </a:graphicData>
+                </a:graphic>
+                <wp14:sizeRelH relativeFrom="margin">
+                  <wp14:pctWidth>0</wp14:pctWidth>
+                </wp14:sizeRelH>
+                <wp14:sizeRelV relativeFrom="margin">
+                  <wp14:pctHeight>0</wp14:pctHeight>
+                </wp14:sizeRelV>
+              </wp:anchor>
+            </w:drawing>
+          </w:r>
         </w:p>
       </w:tc>
     </w:tr>
@@ -3088,17 +3088,7 @@
 </w:hdr>
 </file>
 
-<file path=word/header3.xml><?xml version="1.0" encoding="utf-8"?>
-<w:hdr xmlns:wpc="http://schemas.microsoft.com/office/word/2010/wordprocessingCanvas" xmlns:cx="http://schemas.microsoft.com/office/drawing/2014/chartex" xmlns:cx1="http://schemas.microsoft.com/office/drawing/2015/9/8/chartex" xmlns:cx2="http://schemas.microsoft.com/office/drawing/2015/10/21/chartex" xmlns:cx3="http://schemas.microsoft.com/office/drawing/2016/5/9/chartex" xmlns:cx4="http://schemas.microsoft.com/office/drawing/2016/5/10/chartex" xmlns:cx5="http://schemas.microsoft.com/office/drawing/2016/5/11/chartex" xmlns:cx6="http://schemas.microsoft.com/office/drawing/2016/5/12/chartex" xmlns:cx7="http://schemas.microsoft.com/office/drawing/2016/5/13/chartex" xmlns:cx8="http://schemas.microsoft.com/office/drawing/2016/5/14/chartex" xmlns:mc="http://schemas.openxmlformats.org/markup-compatibility/2006" xmlns:aink="http://schemas.microsoft.com/office/drawing/2016/ink" xmlns:am3d="http://schemas.microsoft.com/office/drawing/2017/model3d" xmlns:o="urn:schemas-microsoft-com:office:office" xmlns:oel="http://schemas.microsoft.com/office/2019/extlst" xmlns:r="http://schemas.openxmlformats.org/officeDocument/2006/relationships" xmlns:m="http://schemas.openxmlformats.org/officeDocument/2006/math" xmlns:v="urn:schemas-microsoft-com:vml" xmlns:wp14="http://schemas.microsoft.com/office/word/2010/wordprocessingDrawing" xmlns:wp="http://schemas.openxmlformats.org/drawingml/2006/wordprocessingDrawing" xmlns:w10="urn:schemas-microsoft-com:office:word" xmlns:w="http://schemas.openxmlformats.org/wordprocessingml/2006/main" xmlns:w14="http://schemas.microsoft.com/office/word/2010/wordml" xmlns:w15="http://schemas.microsoft.com/office/word/2012/wordml" xmlns:w16cex="http://schemas.microsoft.com/office/word/2018/wordml/cex" xmlns:w16cid="http://schemas.microsoft.com/office/word/2016/wordml/cid" xmlns:w16="http://schemas.microsoft.com/office/word/2018/wordml" xmlns:w16du="http://schemas.microsoft.com/office/word/2023/wordml/word16du" xmlns:w16sdtdh="http://schemas.microsoft.com/office/word/2020/wordml/sdtdatahash" xmlns:w16sdtfl="http://schemas.microsoft.com/office/word/2024/wordml/sdtformatlock" xmlns:w16se="http://schemas.microsoft.com/office/word/2015/wordml/symex" xmlns:wpg="http://schemas.microsoft.com/office/word/2010/wordprocessingGroup" xmlns:wpi="http://schemas.microsoft.com/office/word/2010/wordprocessingInk" xmlns:wne="http://schemas.microsoft.com/office/word/2006/wordml" xmlns:wps="http://schemas.microsoft.com/office/word/2010/wordprocessingShape" mc:Ignorable="w14 w15 w16se w16cid w16 w16cex w16sdtdh w16sdtfl w16du wp14">
-  <w:p>
-    <w:pPr>
-      <w:pStyle w:val="Encabezado"/>
-    </w:pPr>
-  </w:p>
-</w:hdr>
-</file>
-
-<file path=word/header4.xml><?xml version="1.0" encoding="utf-8"?>
+<file path=word/header2.xml><?xml version="1.0" encoding="utf-8"?>
 <w:hdr xmlns:wpc="http://schemas.microsoft.com/office/word/2010/wordprocessingCanvas" xmlns:cx="http://schemas.microsoft.com/office/drawing/2014/chartex" xmlns:cx1="http://schemas.microsoft.com/office/drawing/2015/9/8/chartex" xmlns:cx2="http://schemas.microsoft.com/office/drawing/2015/10/21/chartex" xmlns:cx3="http://schemas.microsoft.com/office/drawing/2016/5/9/chartex" xmlns:cx4="http://schemas.microsoft.com/office/drawing/2016/5/10/chartex" xmlns:cx5="http://schemas.microsoft.com/office/drawing/2016/5/11/chartex" xmlns:cx6="http://schemas.microsoft.com/office/drawing/2016/5/12/chartex" xmlns:cx7="http://schemas.microsoft.com/office/drawing/2016/5/13/chartex" xmlns:cx8="http://schemas.microsoft.com/office/drawing/2016/5/14/chartex" xmlns:mc="http://schemas.openxmlformats.org/markup-compatibility/2006" xmlns:aink="http://schemas.microsoft.com/office/drawing/2016/ink" xmlns:am3d="http://schemas.microsoft.com/office/drawing/2017/model3d" xmlns:o="urn:schemas-microsoft-com:office:office" xmlns:oel="http://schemas.microsoft.com/office/2019/extlst" xmlns:r="http://schemas.openxmlformats.org/officeDocument/2006/relationships" xmlns:m="http://schemas.openxmlformats.org/officeDocument/2006/math" xmlns:v="urn:schemas-microsoft-com:vml" xmlns:wp14="http://schemas.microsoft.com/office/word/2010/wordprocessingDrawing" xmlns:wp="http://schemas.openxmlformats.org/drawingml/2006/wordprocessingDrawing" xmlns:w10="urn:schemas-microsoft-com:office:word" xmlns:w="http://schemas.openxmlformats.org/wordprocessingml/2006/main" xmlns:w14="http://schemas.microsoft.com/office/word/2010/wordml" xmlns:w15="http://schemas.microsoft.com/office/word/2012/wordml" xmlns:w16cex="http://schemas.microsoft.com/office/word/2018/wordml/cex" xmlns:w16cid="http://schemas.microsoft.com/office/word/2016/wordml/cid" xmlns:w16="http://schemas.microsoft.com/office/word/2018/wordml" xmlns:w16du="http://schemas.microsoft.com/office/word/2023/wordml/word16du" xmlns:w16sdtdh="http://schemas.microsoft.com/office/word/2020/wordml/sdtdatahash" xmlns:w16sdtfl="http://schemas.microsoft.com/office/word/2024/wordml/sdtformatlock" xmlns:w16se="http://schemas.microsoft.com/office/word/2015/wordml/symex" xmlns:wpg="http://schemas.microsoft.com/office/word/2010/wordprocessingGroup" xmlns:wpi="http://schemas.microsoft.com/office/word/2010/wordprocessingInk" xmlns:wne="http://schemas.microsoft.com/office/word/2006/wordml" xmlns:wps="http://schemas.microsoft.com/office/word/2010/wordprocessingShape" mc:Ignorable="w14 w15 w16se w16cid w16 w16cex w16sdtdh w16sdtfl w16du wp14">
   <w:p>
     <w:pPr>
@@ -3186,23 +3176,7 @@
         <w:rFonts w:cstheme="minorHAnsi"/>
         <w:b/>
       </w:rPr>
-      <w:t>**</w:t>
-    </w:r>
-    <w:proofErr w:type="spellStart"/>
-    <w:r>
-      <w:rPr>
-        <w:rFonts w:cstheme="minorHAnsi"/>
-        <w:b/>
-      </w:rPr>
-      <w:t>Anio_actual</w:t>
-    </w:r>
-    <w:proofErr w:type="spellEnd"/>
-    <w:r>
-      <w:rPr>
-        <w:rFonts w:cstheme="minorHAnsi"/>
-        <w:b/>
-      </w:rPr>
-      <w:t>**</w:t>
+      <w:t>**Anio_actual**</w:t>
     </w:r>
   </w:p>
   <w:p>
@@ -3224,23 +3198,7 @@
         <w:rFonts w:cstheme="minorHAnsi"/>
         <w:b/>
       </w:rPr>
-      <w:t>**</w:t>
-    </w:r>
-    <w:proofErr w:type="spellStart"/>
-    <w:r>
-      <w:rPr>
-        <w:rFonts w:cstheme="minorHAnsi"/>
-        <w:b/>
-      </w:rPr>
-      <w:t>Razon_social</w:t>
-    </w:r>
-    <w:proofErr w:type="spellEnd"/>
-    <w:r>
-      <w:rPr>
-        <w:rFonts w:cstheme="minorHAnsi"/>
-        <w:b/>
-      </w:rPr>
-      <w:t>**</w:t>
+      <w:t>**Razon_social**</w:t>
     </w:r>
   </w:p>
   <w:p>
@@ -3257,21 +3215,7 @@
       <w:rPr>
         <w:b/>
       </w:rPr>
-      <w:t>**</w:t>
-    </w:r>
-    <w:proofErr w:type="spellStart"/>
-    <w:r>
-      <w:rPr>
-        <w:b/>
-      </w:rPr>
-      <w:t>Nombre_comercial</w:t>
-    </w:r>
-    <w:proofErr w:type="spellEnd"/>
-    <w:r>
-      <w:rPr>
-        <w:b/>
-      </w:rPr>
-      <w:t>**</w:t>
+      <w:t>**Nombre_comercial**</w:t>
     </w:r>
   </w:p>
 </w:hdr>
@@ -3707,7 +3651,7 @@
   <w:style w:type="paragraph" w:default="1" w:styleId="Normal">
     <w:name w:val="Normal"/>
     <w:qFormat/>
-    <w:rsid w:val="00656045"/>
+    <w:rsid w:val="00BE5BD7"/>
     <w:rPr>
       <w:lang w:val="es-MX"/>
     </w:rPr>

--- a/Inputs/Templates/MF Estafeta.docx
+++ b/Inputs/Templates/MF Estafeta.docx
@@ -1909,6 +1909,330 @@
                 <w:rFonts w:cstheme="minorHAnsi"/>
                 <w:color w:val="000000" w:themeColor="text1"/>
               </w:rPr>
+              <w:t xml:space="preserve">Cuenta con señales informativas </w:t>
+            </w:r>
+            <w:r>
+              <w:rPr>
+                <w:rFonts w:cstheme="minorHAnsi"/>
+                <w:color w:val="000000" w:themeColor="text1"/>
+              </w:rPr>
+              <w:t xml:space="preserve">de que hacer en caso de sismo e incendio </w:t>
+            </w:r>
+            <w:r>
+              <w:rPr>
+                <w:rFonts w:cstheme="minorHAnsi"/>
+                <w:color w:val="000000" w:themeColor="text1"/>
+              </w:rPr>
+              <w:t xml:space="preserve">con instrucciones claras sobre procedimientos de seguridad en caso de sismo o incendio, se sugiere </w:t>
+            </w:r>
+            <w:r>
+              <w:rPr>
+                <w:rFonts w:cstheme="minorHAnsi"/>
+                <w:color w:val="000000" w:themeColor="text1"/>
+              </w:rPr>
+              <w:t>mantener</w:t>
+            </w:r>
+            <w:r>
+              <w:rPr>
+                <w:rFonts w:cstheme="minorHAnsi"/>
+                <w:color w:val="000000" w:themeColor="text1"/>
+              </w:rPr>
+              <w:t xml:space="preserve"> su correcta ubicación.</w:t>
+            </w:r>
+          </w:p>
+        </w:tc>
+        <w:tc>
+          <w:tcPr>
+            <w:tcW w:w="4414" w:type="dxa"/>
+            <w:vAlign w:val="center"/>
+          </w:tcPr>
+          <w:p>
+            <w:pPr>
+              <w:pStyle w:val="Prrafodelista"/>
+              <w:spacing w:after="0" w:line="360" w:lineRule="auto"/>
+              <w:ind w:left="0"/>
+              <w:jc w:val="center"/>
+              <w:rPr>
+                <w:rFonts w:cstheme="minorHAnsi"/>
+                <w:color w:val="000000" w:themeColor="text1"/>
+              </w:rPr>
+            </w:pPr>
+            <w:r>
+              <w:t>{{ sis_inc }}</w:t>
+            </w:r>
+          </w:p>
+        </w:tc>
+      </w:tr>
+      <w:tr>
+        <w:trPr>
+          <w:trHeight w:val="20"/>
+        </w:trPr>
+        <w:tc>
+          <w:tcPr>
+            <w:tcW w:w="4414" w:type="dxa"/>
+            <w:vAlign w:val="center"/>
+          </w:tcPr>
+          <w:p>
+            <w:pPr>
+              <w:pStyle w:val="Prrafodelista"/>
+              <w:spacing w:after="0" w:line="240" w:lineRule="auto"/>
+              <w:ind w:left="0"/>
+              <w:jc w:val="both"/>
+              <w:rPr>
+                <w:rFonts w:cstheme="minorHAnsi"/>
+                <w:color w:val="000000" w:themeColor="text1"/>
+                <w:sz w:val="20"/>
+                <w:szCs w:val="20"/>
+              </w:rPr>
+            </w:pPr>
+          </w:p>
+        </w:tc>
+        <w:tc>
+          <w:tcPr>
+            <w:tcW w:w="4414" w:type="dxa"/>
+            <w:vAlign w:val="center"/>
+          </w:tcPr>
+          <w:p>
+            <w:pPr>
+              <w:pStyle w:val="Prrafodelista"/>
+              <w:spacing w:after="0" w:line="240" w:lineRule="auto"/>
+              <w:ind w:left="0"/>
+              <w:jc w:val="center"/>
+              <w:rPr>
+                <w:rFonts w:cstheme="minorHAnsi"/>
+                <w:color w:val="000000" w:themeColor="text1"/>
+              </w:rPr>
+            </w:pPr>
+          </w:p>
+        </w:tc>
+      </w:tr>
+      <w:tr>
+        <w:trPr>
+          <w:trHeight w:val="3288"/>
+        </w:trPr>
+        <w:tc>
+          <w:tcPr>
+            <w:tcW w:w="4414" w:type="dxa"/>
+            <w:vAlign w:val="center"/>
+          </w:tcPr>
+          <w:p>
+            <w:pPr>
+              <w:pStyle w:val="Prrafodelista"/>
+              <w:spacing w:after="0" w:line="360" w:lineRule="auto"/>
+              <w:ind w:left="0"/>
+              <w:jc w:val="both"/>
+              <w:rPr>
+                <w:rFonts w:cstheme="minorHAnsi"/>
+                <w:color w:val="000000" w:themeColor="text1"/>
+              </w:rPr>
+            </w:pPr>
+            <w:r>
+              <w:rPr>
+                <w:rFonts w:cstheme="minorHAnsi"/>
+                <w:noProof/>
+                <w:color w:val="000000" w:themeColor="text1"/>
+                <w:lang w:eastAsia="es-MX"/>
+              </w:rPr>
+              <w:t>C</w:t>
+            </w:r>
+            <w:r>
+              <w:rPr>
+                <w:rFonts w:cstheme="minorHAnsi"/>
+                <w:noProof/>
+                <w:color w:val="000000" w:themeColor="text1"/>
+                <w:lang w:eastAsia="es-MX"/>
+              </w:rPr>
+              <w:t>uenta</w:t>
+            </w:r>
+            <w:r>
+              <w:rPr>
+                <w:rFonts w:cstheme="minorHAnsi"/>
+                <w:color w:val="000000" w:themeColor="text1"/>
+              </w:rPr>
+              <w:t xml:space="preserve"> con </w:t>
+            </w:r>
+            <w:r>
+              <w:rPr>
+                <w:rFonts w:cstheme="minorHAnsi"/>
+                <w:color w:val="000000" w:themeColor="text1"/>
+              </w:rPr>
+              <w:t>señalización</w:t>
+            </w:r>
+            <w:r>
+              <w:rPr>
+                <w:rFonts w:cstheme="minorHAnsi"/>
+                <w:color w:val="000000" w:themeColor="text1"/>
+              </w:rPr>
+              <w:t xml:space="preserve"> de punto de reunión</w:t>
+            </w:r>
+            <w:r>
+              <w:rPr>
+                <w:rFonts w:cstheme="minorHAnsi"/>
+                <w:color w:val="000000" w:themeColor="text1"/>
+              </w:rPr>
+              <w:t xml:space="preserve"> visible que indica un área segura designada para concentrar al personal después de la evacuación en caso de emergencia, se recomienda verificar su accesibilidad y mantener libre de obstáculos de acuerdo con el plan de seguridad establecido.</w:t>
+            </w:r>
+          </w:p>
+        </w:tc>
+        <w:tc>
+          <w:tcPr>
+            <w:tcW w:w="4414" w:type="dxa"/>
+            <w:vAlign w:val="center"/>
+          </w:tcPr>
+          <w:p>
+            <w:pPr>
+              <w:pStyle w:val="Prrafodelista"/>
+              <w:spacing w:after="0" w:line="360" w:lineRule="auto"/>
+              <w:ind w:left="0"/>
+              <w:jc w:val="center"/>
+              <w:rPr>
+                <w:rFonts w:cstheme="minorHAnsi"/>
+                <w:color w:val="000000" w:themeColor="text1"/>
+              </w:rPr>
+            </w:pPr>
+            <w:r>
+              <w:t>{{ punto_reun }}</w:t>
+            </w:r>
+          </w:p>
+        </w:tc>
+      </w:tr>
+      <w:tr>
+        <w:tc>
+          <w:tcPr>
+            <w:tcW w:w="4414" w:type="dxa"/>
+            <w:vAlign w:val="center"/>
+          </w:tcPr>
+          <w:p>
+            <w:pPr>
+              <w:pStyle w:val="Prrafodelista"/>
+              <w:spacing w:after="0" w:line="240" w:lineRule="auto"/>
+              <w:ind w:left="0"/>
+              <w:jc w:val="both"/>
+              <w:rPr>
+                <w:sz w:val="20"/>
+                <w:szCs w:val="20"/>
+              </w:rPr>
+            </w:pPr>
+          </w:p>
+        </w:tc>
+        <w:tc>
+          <w:tcPr>
+            <w:tcW w:w="4414" w:type="dxa"/>
+            <w:vAlign w:val="center"/>
+          </w:tcPr>
+          <w:p>
+            <w:pPr>
+              <w:pStyle w:val="Prrafodelista"/>
+              <w:spacing w:after="0" w:line="240" w:lineRule="auto"/>
+              <w:ind w:left="0"/>
+              <w:jc w:val="center"/>
+              <w:rPr>
+                <w:sz w:val="20"/>
+                <w:szCs w:val="20"/>
+              </w:rPr>
+            </w:pPr>
+          </w:p>
+        </w:tc>
+      </w:tr>
+      <w:tr>
+        <w:trPr>
+          <w:trHeight w:val="3288"/>
+        </w:trPr>
+        <w:tc>
+          <w:tcPr>
+            <w:tcW w:w="4414" w:type="dxa"/>
+            <w:vAlign w:val="center"/>
+          </w:tcPr>
+          <w:p>
+            <w:pPr>
+              <w:pStyle w:val="Prrafodelista"/>
+              <w:spacing w:after="0" w:line="360" w:lineRule="auto"/>
+              <w:ind w:left="0"/>
+              <w:jc w:val="both"/>
+            </w:pPr>
+            <w:r>
+              <w:t xml:space="preserve">Cuenta con un área específica identificada </w:t>
+            </w:r>
+            <w:r>
+              <w:t xml:space="preserve">como zona de menor riesgo </w:t>
+            </w:r>
+            <w:r>
+              <w:t>para proporcionar resguardo temporal durante eventos peligrosos como sismos, se recomienda asegurar su visibilidad y accesibilidad conforme a los planes de emergencia establecidos.</w:t>
+            </w:r>
+          </w:p>
+        </w:tc>
+        <w:tc>
+          <w:tcPr>
+            <w:tcW w:w="4414" w:type="dxa"/>
+            <w:vAlign w:val="center"/>
+          </w:tcPr>
+          <w:p>
+            <w:pPr>
+              <w:pStyle w:val="Prrafodelista"/>
+              <w:spacing w:after="0" w:line="360" w:lineRule="auto"/>
+              <w:ind w:left="0"/>
+              <w:jc w:val="center"/>
+              <w:rPr>
+                <w:rFonts w:cstheme="minorHAnsi"/>
+                <w:color w:val="000000" w:themeColor="text1"/>
+              </w:rPr>
+            </w:pPr>
+            <w:r>
+              <w:t>{{ zona_sec }}</w:t>
+            </w:r>
+          </w:p>
+        </w:tc>
+      </w:tr>
+    </w:tbl>
+    <w:p>
+      <w:r>
+        <w:br w:type="page"/>
+      </w:r>
+    </w:p>
+    <w:p/>
+    <w:tbl>
+      <w:tblPr>
+        <w:tblStyle w:val="Tablaconcuadrcula"/>
+        <w:tblW w:w="0" w:type="auto"/>
+        <w:tblBorders>
+          <w:top w:val="none" w:sz="0" w:space="0" w:color="auto"/>
+          <w:left w:val="none" w:sz="0" w:space="0" w:color="auto"/>
+          <w:bottom w:val="none" w:sz="0" w:space="0" w:color="auto"/>
+          <w:right w:val="none" w:sz="0" w:space="0" w:color="auto"/>
+          <w:insideH w:val="none" w:sz="0" w:space="0" w:color="auto"/>
+          <w:insideV w:val="none" w:sz="0" w:space="0" w:color="auto"/>
+        </w:tblBorders>
+        <w:tblLook w:val="04A0" w:firstRow="1" w:lastRow="0" w:firstColumn="1" w:lastColumn="0" w:noHBand="0" w:noVBand="1"/>
+      </w:tblPr>
+      <w:tblGrid>
+        <w:gridCol w:w="4414"/>
+        <w:gridCol w:w="4414"/>
+      </w:tblGrid>
+      <w:tr>
+        <w:trPr>
+          <w:trHeight w:val="3288"/>
+        </w:trPr>
+        <w:tc>
+          <w:tcPr>
+            <w:tcW w:w="4414" w:type="dxa"/>
+            <w:vAlign w:val="center"/>
+          </w:tcPr>
+          <w:p>
+            <w:pPr>
+              <w:pStyle w:val="Prrafodelista"/>
+              <w:spacing w:after="0" w:line="360" w:lineRule="auto"/>
+              <w:ind w:left="0"/>
+              <w:jc w:val="both"/>
+              <w:rPr>
+                <w:rFonts w:cstheme="minorHAnsi"/>
+                <w:color w:val="000000" w:themeColor="text1"/>
+              </w:rPr>
+            </w:pPr>
+            <w:r>
+              <w:rPr>
+                <w:rFonts w:cstheme="minorHAnsi"/>
+                <w:color w:val="000000" w:themeColor="text1"/>
+              </w:rPr>
               <w:t>Se recomienda que las instalaciones, se mantengan siempre sin llave hasta el cese de actividades diarias, libres de obstáculos.</w:t>
             </w:r>
             <w:r>
@@ -2199,6 +2523,13 @@
       </w:r>
     </w:p>
   </w:endnote>
+  <w:endnote w:type="continuationNotice" w:id="1">
+    <w:p>
+      <w:pPr>
+        <w:spacing w:after="0" w:line="240" w:lineRule="auto"/>
+      </w:pPr>
+    </w:p>
+  </w:endnote>
 </w:endnotes>
 </file>
 
@@ -2217,7 +2548,7 @@
       <mc:AlternateContent>
         <mc:Choice Requires="wps">
           <w:drawing>
-            <wp:anchor distT="45720" distB="45720" distL="114300" distR="114300" simplePos="0" relativeHeight="251662336" behindDoc="0" locked="0" layoutInCell="1" allowOverlap="1" wp14:anchorId="2D386BD7" wp14:editId="688DEEFF">
+            <wp:anchor distT="45720" distB="45720" distL="114300" distR="114300" simplePos="0" relativeHeight="251658244" behindDoc="0" locked="0" layoutInCell="1" allowOverlap="1" wp14:anchorId="2D386BD7" wp14:editId="688DEEFF">
               <wp:simplePos x="0" y="0"/>
               <wp:positionH relativeFrom="margin">
                 <wp:posOffset>958215</wp:posOffset>
@@ -2348,7 +2679,7 @@
         <w:lang w:eastAsia="es-MX"/>
       </w:rPr>
       <w:drawing>
-        <wp:anchor distT="0" distB="0" distL="114300" distR="114300" simplePos="0" relativeHeight="251663360" behindDoc="0" locked="0" layoutInCell="1" allowOverlap="1" wp14:anchorId="281688F3" wp14:editId="0390A3BA">
+        <wp:anchor distT="0" distB="0" distL="114300" distR="114300" simplePos="0" relativeHeight="251658245" behindDoc="0" locked="0" layoutInCell="1" allowOverlap="1" wp14:anchorId="281688F3" wp14:editId="0390A3BA">
           <wp:simplePos x="0" y="0"/>
           <wp:positionH relativeFrom="margin">
             <wp:posOffset>-5715</wp:posOffset>
@@ -2471,7 +2802,7 @@
         <w:lang w:eastAsia="es-MX"/>
       </w:rPr>
       <w:drawing>
-        <wp:anchor distT="0" distB="0" distL="114300" distR="114300" simplePos="0" relativeHeight="251657216" behindDoc="1" locked="0" layoutInCell="1" allowOverlap="1" wp14:anchorId="4CD430D2" wp14:editId="0361C5BB">
+        <wp:anchor distT="0" distB="0" distL="114300" distR="114300" simplePos="0" relativeHeight="251658241" behindDoc="1" locked="0" layoutInCell="1" allowOverlap="1" wp14:anchorId="4CD430D2" wp14:editId="0361C5BB">
           <wp:simplePos x="0" y="0"/>
           <wp:positionH relativeFrom="margin">
             <wp:align>center</wp:align>
@@ -2543,7 +2874,7 @@
         <w:lang w:eastAsia="es-MX"/>
       </w:rPr>
       <w:drawing>
-        <wp:anchor distT="0" distB="0" distL="114300" distR="114300" simplePos="0" relativeHeight="251659264" behindDoc="1" locked="0" layoutInCell="1" allowOverlap="1" wp14:anchorId="58EB3774" wp14:editId="52BB3089">
+        <wp:anchor distT="0" distB="0" distL="114300" distR="114300" simplePos="0" relativeHeight="251658242" behindDoc="1" locked="0" layoutInCell="1" allowOverlap="1" wp14:anchorId="58EB3774" wp14:editId="52BB3089">
           <wp:simplePos x="0" y="0"/>
           <wp:positionH relativeFrom="margin">
             <wp:posOffset>4715510</wp:posOffset>
@@ -2613,7 +2944,7 @@
       <mc:AlternateContent>
         <mc:Choice Requires="wps">
           <w:drawing>
-            <wp:anchor distT="0" distB="0" distL="114300" distR="114300" simplePos="0" relativeHeight="251660288" behindDoc="0" locked="0" layoutInCell="1" allowOverlap="1" wp14:anchorId="7241D7FA" wp14:editId="63077459">
+            <wp:anchor distT="0" distB="0" distL="114300" distR="114300" simplePos="0" relativeHeight="251658243" behindDoc="0" locked="0" layoutInCell="1" allowOverlap="1" wp14:anchorId="7241D7FA" wp14:editId="63077459">
               <wp:simplePos x="0" y="0"/>
               <wp:positionH relativeFrom="column">
                 <wp:posOffset>2738755</wp:posOffset>
@@ -2893,6 +3224,13 @@
       </w:r>
     </w:p>
   </w:footnote>
+  <w:footnote w:type="continuationNotice" w:id="1">
+    <w:p>
+      <w:pPr>
+        <w:spacing w:after="0" w:line="240" w:lineRule="auto"/>
+      </w:pPr>
+    </w:p>
+  </w:footnote>
 </w:footnotes>
 </file>
 
@@ -3019,7 +3357,7 @@
               <w:noProof/>
             </w:rPr>
             <w:drawing>
-              <wp:anchor distT="0" distB="0" distL="114300" distR="114300" simplePos="0" relativeHeight="251664384" behindDoc="0" locked="0" layoutInCell="1" allowOverlap="1" wp14:anchorId="5FDE1D2B" wp14:editId="02F211B6">
+              <wp:anchor distT="0" distB="0" distL="114300" distR="114300" simplePos="0" relativeHeight="251658246" behindDoc="0" locked="0" layoutInCell="1" allowOverlap="1" wp14:anchorId="5FDE1D2B" wp14:editId="02F211B6">
                 <wp:simplePos x="0" y="0"/>
                 <wp:positionH relativeFrom="column">
                   <wp:posOffset>-1036320</wp:posOffset>
@@ -3109,7 +3447,7 @@
         <w:noProof/>
       </w:rPr>
       <w:drawing>
-        <wp:anchor distT="0" distB="0" distL="114300" distR="114300" simplePos="0" relativeHeight="251655168" behindDoc="0" locked="0" layoutInCell="1" allowOverlap="1" wp14:anchorId="6D1934AD" wp14:editId="7B06BED7">
+        <wp:anchor distT="0" distB="0" distL="114300" distR="114300" simplePos="0" relativeHeight="251658240" behindDoc="0" locked="0" layoutInCell="1" allowOverlap="1" wp14:anchorId="6D1934AD" wp14:editId="7B06BED7">
           <wp:simplePos x="0" y="0"/>
           <wp:positionH relativeFrom="margin">
             <wp:align>right</wp:align>
